--- a/4.质量管理/运维服务管理评审计划.docx
+++ b/4.质量管理/运维服务管理评审计划.docx
@@ -1,6 +1,7 @@
 
 <file path=word/document.xml><?xml version="1.0" encoding="utf-8"?>
-<w:document xmlns:w="http://schemas.openxmlformats.org/wordprocessingml/2006/main" xmlns:r="http://schemas.openxmlformats.org/officeDocument/2006/relationships">
+<w:document xmlns:ve="http://schemas.openxmlformats.org/markup-compatibility/2006" xmlns:o="urn:schemas-microsoft-com:office:office" xmlns:r="http://schemas.openxmlformats.org/officeDocument/2006/relationships" xmlns:m="http://schemas.openxmlformats.org/officeDocument/2006/math" xmlns:v="urn:schemas-microsoft-com:vml" xmlns:wp="http://schemas.openxmlformats.org/drawingml/2006/wordprocessingDrawing" xmlns:w10="urn:schemas-microsoft-com:office:word" xmlns:w="http://schemas.openxmlformats.org/wordprocessingml/2006/main" xmlns:wne="http://schemas.microsoft.com/office/word/2006/wordml">
+  <!-- Generated by Aspose.Words for .NET 13.3.0.1 -->
   <w:body>
     <w:p>
       <w:pPr>
@@ -9,8 +10,8 @@
       </w:pPr>
       <w:r>
         <w:rPr>
-          <w:rFonts w:eastAsia="等线" w:ascii="Arial" w:cs="Arial" w:hAnsi="Arial"/>
-          <w:b w:val="true"/>
+          <w:rFonts w:ascii="Arial" w:eastAsia="等线" w:hAnsi="Arial" w:cs="Arial"/>
+          <w:b/>
           <w:sz w:val="52"/>
         </w:rPr>
         <w:t>运维服务管理评审计划</w:t>
@@ -24,39 +25,38 @@
       </w:pPr>
       <w:r>
         <w:rPr>
-          <w:rFonts w:eastAsia="等线" w:ascii="Arial" w:cs="Arial" w:hAnsi="Arial"/>
-          <w:sz w:val="22"/>
-        </w:rPr>
-        <w:t>文件编号：YNTD-ITSS-07-02-01</w:t>
-      </w:r>
-    </w:p>
-    <w:p>
-      <w:pPr>
-        <w:spacing w:before="120" w:after="120" w:line="288" w:lineRule="auto"/>
-        <w:ind w:left="0"/>
-        <w:jc w:val="left"/>
-      </w:pPr>
-      <w:r>
-        <w:rPr>
-          <w:rFonts w:eastAsia="等线" w:ascii="Arial" w:cs="Arial" w:hAnsi="Arial"/>
-          <w:sz w:val="22"/>
-        </w:rPr>
-        <w:t>云南腾电科技有限公司</w:t>
-      </w:r>
-    </w:p>
-    <w:p>
-      <w:pPr>
-        <w:pStyle w:val="2"/>
+          <w:rFonts w:ascii="Arial" w:eastAsia="等线" w:hAnsi="Arial" w:cs="Arial"/>
+          <w:sz w:val="22"/>
+        </w:rPr>
+        <w:t>文件编号：HXDL-ITSS-07-02-01</w:t>
+      </w:r>
+    </w:p>
+    <w:p>
+      <w:pPr>
+        <w:spacing w:before="120" w:after="120" w:line="288" w:lineRule="auto"/>
+        <w:ind w:left="0"/>
+        <w:jc w:val="left"/>
+      </w:pPr>
+      <w:r>
+        <w:rPr>
+          <w:rFonts w:ascii="Arial" w:eastAsia="等线" w:hAnsi="Arial" w:cs="Arial"/>
+          <w:sz w:val="22"/>
+        </w:rPr>
+        <w:t>天津市华夏电缆有限公司</w:t>
+      </w:r>
+    </w:p>
+    <w:p>
+      <w:pPr>
         <w:spacing w:before="320" w:after="120" w:line="288" w:lineRule="auto"/>
         <w:ind w:left="0"/>
         <w:jc w:val="left"/>
         <w:outlineLvl w:val="1"/>
       </w:pPr>
-      <w:bookmarkStart w:name="heading_0" w:id="0"/>
-      <w:r>
-        <w:rPr>
-          <w:rFonts w:eastAsia="等线" w:ascii="Arial" w:cs="Arial" w:hAnsi="Arial"/>
-          <w:b w:val="true"/>
+      <w:bookmarkStart w:id="0" w:name="heading_0"/>
+      <w:r>
+        <w:rPr>
+          <w:rFonts w:ascii="Arial" w:eastAsia="等线" w:hAnsi="Arial" w:cs="Arial"/>
+          <w:b/>
           <w:sz w:val="32"/>
         </w:rPr>
         <w:t>文件编制和变更履历</w:t>
@@ -68,12 +68,12 @@
         <w:tblW w:w="0" w:type="auto"/>
         <w:tblInd w:w="0" w:type="dxa"/>
         <w:tblBorders>
-          <w:top w:val="single" w:color="dee0e3"/>
-          <w:left w:val="single" w:color="dee0e3"/>
-          <w:bottom w:val="single" w:color="dee0e3"/>
-          <w:right w:val="single" w:color="dee0e3"/>
-          <w:insideH w:val="single" w:color="dee0e3"/>
-          <w:insideV w:val="single" w:color="dee0e3"/>
+          <w:top w:val="single" w:sz="2" w:space="0" w:color="DEE0E3"/>
+          <w:left w:val="single" w:sz="2" w:space="0" w:color="DEE0E3"/>
+          <w:bottom w:val="single" w:sz="2" w:space="0" w:color="DEE0E3"/>
+          <w:right w:val="single" w:sz="2" w:space="0" w:color="DEE0E3"/>
+          <w:insideH w:val="single" w:sz="2" w:space="0" w:color="DEE0E3"/>
+          <w:insideV w:val="single" w:sz="2" w:space="0" w:color="DEE0E3"/>
         </w:tblBorders>
         <w:tblLayout w:type="fixed"/>
       </w:tblPr>
@@ -88,14 +88,27 @@
         <w:gridCol w:w="1035"/>
       </w:tblGrid>
       <w:tr>
+        <w:tblPrEx>
+          <w:tblW w:w="0" w:type="auto"/>
+          <w:tblInd w:w="0" w:type="dxa"/>
+          <w:tblBorders>
+            <w:top w:val="single" w:sz="2" w:space="0" w:color="DEE0E3"/>
+            <w:left w:val="single" w:sz="2" w:space="0" w:color="DEE0E3"/>
+            <w:bottom w:val="single" w:sz="2" w:space="0" w:color="DEE0E3"/>
+            <w:right w:val="single" w:sz="2" w:space="0" w:color="DEE0E3"/>
+            <w:insideH w:val="single" w:sz="2" w:space="0" w:color="DEE0E3"/>
+            <w:insideV w:val="single" w:sz="2" w:space="0" w:color="DEE0E3"/>
+          </w:tblBorders>
+          <w:tblLayout w:type="fixed"/>
+        </w:tblPrEx>
         <w:tc>
           <w:tcPr>
             <w:tcW w:w="1035" w:type="dxa"/>
             <w:tcMar>
-              <w:top w:type="dxa" w:w="60"/>
-              <w:left w:type="dxa" w:w="120"/>
-              <w:bottom w:type="dxa" w:w="30"/>
-              <w:right w:type="dxa" w:w="120"/>
+              <w:top w:w="60" w:type="dxa"/>
+              <w:left w:w="120" w:type="dxa"/>
+              <w:bottom w:w="30" w:type="dxa"/>
+              <w:right w:w="120" w:type="dxa"/>
             </w:tcMar>
           </w:tcPr>
           <w:p>
@@ -106,7 +119,7 @@
             </w:pPr>
             <w:r>
               <w:rPr>
-                <w:rFonts w:eastAsia="等线" w:ascii="Arial" w:cs="Arial" w:hAnsi="Arial"/>
+                <w:rFonts w:ascii="Arial" w:eastAsia="等线" w:hAnsi="Arial" w:cs="Arial"/>
                 <w:sz w:val="22"/>
               </w:rPr>
               <w:t>版本</w:t>
@@ -117,10 +130,10 @@
           <w:tcPr>
             <w:tcW w:w="1035" w:type="dxa"/>
             <w:tcMar>
-              <w:top w:type="dxa" w:w="60"/>
-              <w:left w:type="dxa" w:w="120"/>
-              <w:bottom w:type="dxa" w:w="30"/>
-              <w:right w:type="dxa" w:w="120"/>
+              <w:top w:w="60" w:type="dxa"/>
+              <w:left w:w="120" w:type="dxa"/>
+              <w:bottom w:w="30" w:type="dxa"/>
+              <w:right w:w="120" w:type="dxa"/>
             </w:tcMar>
           </w:tcPr>
           <w:p>
@@ -131,7 +144,7 @@
             </w:pPr>
             <w:r>
               <w:rPr>
-                <w:rFonts w:eastAsia="等线" w:ascii="Arial" w:cs="Arial" w:hAnsi="Arial"/>
+                <w:rFonts w:ascii="Arial" w:eastAsia="等线" w:hAnsi="Arial" w:cs="Arial"/>
                 <w:sz w:val="22"/>
               </w:rPr>
               <w:t>编制/更改作者</w:t>
@@ -142,10 +155,10 @@
           <w:tcPr>
             <w:tcW w:w="1035" w:type="dxa"/>
             <w:tcMar>
-              <w:top w:type="dxa" w:w="60"/>
-              <w:left w:type="dxa" w:w="120"/>
-              <w:bottom w:type="dxa" w:w="30"/>
-              <w:right w:type="dxa" w:w="120"/>
+              <w:top w:w="60" w:type="dxa"/>
+              <w:left w:w="120" w:type="dxa"/>
+              <w:bottom w:w="30" w:type="dxa"/>
+              <w:right w:w="120" w:type="dxa"/>
             </w:tcMar>
           </w:tcPr>
           <w:p>
@@ -156,7 +169,7 @@
             </w:pPr>
             <w:r>
               <w:rPr>
-                <w:rFonts w:eastAsia="等线" w:ascii="Arial" w:cs="Arial" w:hAnsi="Arial"/>
+                <w:rFonts w:ascii="Arial" w:eastAsia="等线" w:hAnsi="Arial" w:cs="Arial"/>
                 <w:sz w:val="22"/>
               </w:rPr>
               <w:t>编制/更改日期</w:t>
@@ -167,10 +180,10 @@
           <w:tcPr>
             <w:tcW w:w="1035" w:type="dxa"/>
             <w:tcMar>
-              <w:top w:type="dxa" w:w="60"/>
-              <w:left w:type="dxa" w:w="120"/>
-              <w:bottom w:type="dxa" w:w="30"/>
-              <w:right w:type="dxa" w:w="120"/>
+              <w:top w:w="60" w:type="dxa"/>
+              <w:left w:w="120" w:type="dxa"/>
+              <w:bottom w:w="30" w:type="dxa"/>
+              <w:right w:w="120" w:type="dxa"/>
             </w:tcMar>
           </w:tcPr>
           <w:p>
@@ -181,7 +194,7 @@
             </w:pPr>
             <w:r>
               <w:rPr>
-                <w:rFonts w:eastAsia="等线" w:ascii="Arial" w:cs="Arial" w:hAnsi="Arial"/>
+                <w:rFonts w:ascii="Arial" w:eastAsia="等线" w:hAnsi="Arial" w:cs="Arial"/>
                 <w:sz w:val="22"/>
               </w:rPr>
               <w:t>审核</w:t>
@@ -192,10 +205,10 @@
           <w:tcPr>
             <w:tcW w:w="1035" w:type="dxa"/>
             <w:tcMar>
-              <w:top w:type="dxa" w:w="60"/>
-              <w:left w:type="dxa" w:w="120"/>
-              <w:bottom w:type="dxa" w:w="30"/>
-              <w:right w:type="dxa" w:w="120"/>
+              <w:top w:w="60" w:type="dxa"/>
+              <w:left w:w="120" w:type="dxa"/>
+              <w:bottom w:w="30" w:type="dxa"/>
+              <w:right w:w="120" w:type="dxa"/>
             </w:tcMar>
           </w:tcPr>
           <w:p>
@@ -206,7 +219,7 @@
             </w:pPr>
             <w:r>
               <w:rPr>
-                <w:rFonts w:eastAsia="等线" w:ascii="Arial" w:cs="Arial" w:hAnsi="Arial"/>
+                <w:rFonts w:ascii="Arial" w:eastAsia="等线" w:hAnsi="Arial" w:cs="Arial"/>
                 <w:sz w:val="22"/>
               </w:rPr>
               <w:t>审核日期</w:t>
@@ -217,10 +230,10 @@
           <w:tcPr>
             <w:tcW w:w="1035" w:type="dxa"/>
             <w:tcMar>
-              <w:top w:type="dxa" w:w="60"/>
-              <w:left w:type="dxa" w:w="120"/>
-              <w:bottom w:type="dxa" w:w="30"/>
-              <w:right w:type="dxa" w:w="120"/>
+              <w:top w:w="60" w:type="dxa"/>
+              <w:left w:w="120" w:type="dxa"/>
+              <w:bottom w:w="30" w:type="dxa"/>
+              <w:right w:w="120" w:type="dxa"/>
             </w:tcMar>
           </w:tcPr>
           <w:p>
@@ -231,7 +244,7 @@
             </w:pPr>
             <w:r>
               <w:rPr>
-                <w:rFonts w:eastAsia="等线" w:ascii="Arial" w:cs="Arial" w:hAnsi="Arial"/>
+                <w:rFonts w:ascii="Arial" w:eastAsia="等线" w:hAnsi="Arial" w:cs="Arial"/>
                 <w:sz w:val="22"/>
               </w:rPr>
               <w:t>批准</w:t>
@@ -242,10 +255,10 @@
           <w:tcPr>
             <w:tcW w:w="1035" w:type="dxa"/>
             <w:tcMar>
-              <w:top w:type="dxa" w:w="60"/>
-              <w:left w:type="dxa" w:w="120"/>
-              <w:bottom w:type="dxa" w:w="30"/>
-              <w:right w:type="dxa" w:w="120"/>
+              <w:top w:w="60" w:type="dxa"/>
+              <w:left w:w="120" w:type="dxa"/>
+              <w:bottom w:w="30" w:type="dxa"/>
+              <w:right w:w="120" w:type="dxa"/>
             </w:tcMar>
           </w:tcPr>
           <w:p>
@@ -256,7 +269,7 @@
             </w:pPr>
             <w:r>
               <w:rPr>
-                <w:rFonts w:eastAsia="等线" w:ascii="Arial" w:cs="Arial" w:hAnsi="Arial"/>
+                <w:rFonts w:ascii="Arial" w:eastAsia="等线" w:hAnsi="Arial" w:cs="Arial"/>
                 <w:sz w:val="22"/>
               </w:rPr>
               <w:t>批准日期</w:t>
@@ -267,10 +280,10 @@
           <w:tcPr>
             <w:tcW w:w="1035" w:type="dxa"/>
             <w:tcMar>
-              <w:top w:type="dxa" w:w="60"/>
-              <w:left w:type="dxa" w:w="120"/>
-              <w:bottom w:type="dxa" w:w="30"/>
-              <w:right w:type="dxa" w:w="120"/>
+              <w:top w:w="60" w:type="dxa"/>
+              <w:left w:w="120" w:type="dxa"/>
+              <w:bottom w:w="30" w:type="dxa"/>
+              <w:right w:w="120" w:type="dxa"/>
             </w:tcMar>
           </w:tcPr>
           <w:p>
@@ -281,7 +294,7 @@
             </w:pPr>
             <w:r>
               <w:rPr>
-                <w:rFonts w:eastAsia="等线" w:ascii="Arial" w:cs="Arial" w:hAnsi="Arial"/>
+                <w:rFonts w:ascii="Arial" w:eastAsia="等线" w:hAnsi="Arial" w:cs="Arial"/>
                 <w:sz w:val="22"/>
               </w:rPr>
               <w:t>更改记录</w:t>
@@ -290,14 +303,19 @@
         </w:tc>
       </w:tr>
       <w:tr>
+        <w:tblPrEx>
+          <w:tblW w:w="0" w:type="auto"/>
+          <w:tblInd w:w="0" w:type="dxa"/>
+          <w:tblLayout w:type="fixed"/>
+        </w:tblPrEx>
         <w:tc>
           <w:tcPr>
             <w:tcW w:w="1035" w:type="dxa"/>
             <w:tcMar>
-              <w:top w:type="dxa" w:w="60"/>
-              <w:left w:type="dxa" w:w="120"/>
-              <w:bottom w:type="dxa" w:w="30"/>
-              <w:right w:type="dxa" w:w="120"/>
+              <w:top w:w="60" w:type="dxa"/>
+              <w:left w:w="120" w:type="dxa"/>
+              <w:bottom w:w="30" w:type="dxa"/>
+              <w:right w:w="120" w:type="dxa"/>
             </w:tcMar>
           </w:tcPr>
           <w:p>
@@ -308,7 +326,7 @@
             </w:pPr>
             <w:r>
               <w:rPr>
-                <w:rFonts w:eastAsia="等线" w:ascii="Arial" w:cs="Arial" w:hAnsi="Arial"/>
+                <w:rFonts w:ascii="Arial" w:eastAsia="等线" w:hAnsi="Arial" w:cs="Arial"/>
                 <w:sz w:val="22"/>
               </w:rPr>
               <w:t>V1.0</w:t>
@@ -319,10 +337,10 @@
           <w:tcPr>
             <w:tcW w:w="1035" w:type="dxa"/>
             <w:tcMar>
-              <w:top w:type="dxa" w:w="60"/>
-              <w:left w:type="dxa" w:w="120"/>
-              <w:bottom w:type="dxa" w:w="30"/>
-              <w:right w:type="dxa" w:w="120"/>
+              <w:top w:w="60" w:type="dxa"/>
+              <w:left w:w="120" w:type="dxa"/>
+              <w:bottom w:w="30" w:type="dxa"/>
+              <w:right w:w="120" w:type="dxa"/>
             </w:tcMar>
           </w:tcPr>
           <w:p>
@@ -333,7 +351,7 @@
             </w:pPr>
             <w:r>
               <w:rPr>
-                <w:rFonts w:eastAsia="等线" w:ascii="Arial" w:cs="Arial" w:hAnsi="Arial"/>
+                <w:rFonts w:ascii="Arial" w:eastAsia="等线" w:hAnsi="Arial" w:cs="Arial"/>
                 <w:sz w:val="22"/>
               </w:rPr>
               <w:t>杨洁</w:t>
@@ -344,10 +362,10 @@
           <w:tcPr>
             <w:tcW w:w="1035" w:type="dxa"/>
             <w:tcMar>
-              <w:top w:type="dxa" w:w="60"/>
-              <w:left w:type="dxa" w:w="120"/>
-              <w:bottom w:type="dxa" w:w="30"/>
-              <w:right w:type="dxa" w:w="120"/>
+              <w:top w:w="60" w:type="dxa"/>
+              <w:left w:w="120" w:type="dxa"/>
+              <w:bottom w:w="30" w:type="dxa"/>
+              <w:right w:w="120" w:type="dxa"/>
             </w:tcMar>
           </w:tcPr>
           <w:p>
@@ -358,7 +376,7 @@
             </w:pPr>
             <w:r>
               <w:rPr>
-                <w:rFonts w:eastAsia="等线" w:ascii="Arial" w:cs="Arial" w:hAnsi="Arial"/>
+                <w:rFonts w:ascii="Arial" w:eastAsia="等线" w:hAnsi="Arial" w:cs="Arial"/>
                 <w:sz w:val="22"/>
               </w:rPr>
               <w:t>2023.1.18</w:t>
@@ -369,10 +387,10 @@
           <w:tcPr>
             <w:tcW w:w="1035" w:type="dxa"/>
             <w:tcMar>
-              <w:top w:type="dxa" w:w="60"/>
-              <w:left w:type="dxa" w:w="120"/>
-              <w:bottom w:type="dxa" w:w="30"/>
-              <w:right w:type="dxa" w:w="120"/>
+              <w:top w:w="60" w:type="dxa"/>
+              <w:left w:w="120" w:type="dxa"/>
+              <w:bottom w:w="30" w:type="dxa"/>
+              <w:right w:w="120" w:type="dxa"/>
             </w:tcMar>
           </w:tcPr>
           <w:p>
@@ -383,7 +401,7 @@
             </w:pPr>
             <w:r>
               <w:rPr>
-                <w:rFonts w:eastAsia="等线" w:ascii="Arial" w:cs="Arial" w:hAnsi="Arial"/>
+                <w:rFonts w:ascii="Arial" w:eastAsia="等线" w:hAnsi="Arial" w:cs="Arial"/>
                 <w:sz w:val="22"/>
               </w:rPr>
               <w:t>吴艳</w:t>
@@ -394,10 +412,10 @@
           <w:tcPr>
             <w:tcW w:w="1035" w:type="dxa"/>
             <w:tcMar>
-              <w:top w:type="dxa" w:w="60"/>
-              <w:left w:type="dxa" w:w="120"/>
-              <w:bottom w:type="dxa" w:w="30"/>
-              <w:right w:type="dxa" w:w="120"/>
+              <w:top w:w="60" w:type="dxa"/>
+              <w:left w:w="120" w:type="dxa"/>
+              <w:bottom w:w="30" w:type="dxa"/>
+              <w:right w:w="120" w:type="dxa"/>
             </w:tcMar>
           </w:tcPr>
           <w:p>
@@ -408,7 +426,7 @@
             </w:pPr>
             <w:r>
               <w:rPr>
-                <w:rFonts w:eastAsia="等线" w:ascii="Arial" w:cs="Arial" w:hAnsi="Arial"/>
+                <w:rFonts w:ascii="Arial" w:eastAsia="等线" w:hAnsi="Arial" w:cs="Arial"/>
                 <w:sz w:val="22"/>
               </w:rPr>
               <w:t>2023.1.18</w:t>
@@ -419,10 +437,10 @@
           <w:tcPr>
             <w:tcW w:w="1035" w:type="dxa"/>
             <w:tcMar>
-              <w:top w:type="dxa" w:w="60"/>
-              <w:left w:type="dxa" w:w="120"/>
-              <w:bottom w:type="dxa" w:w="30"/>
-              <w:right w:type="dxa" w:w="120"/>
+              <w:top w:w="60" w:type="dxa"/>
+              <w:left w:w="120" w:type="dxa"/>
+              <w:bottom w:w="30" w:type="dxa"/>
+              <w:right w:w="120" w:type="dxa"/>
             </w:tcMar>
           </w:tcPr>
           <w:p>
@@ -433,10 +451,10 @@
             </w:pPr>
             <w:r>
               <w:rPr>
-                <w:rFonts w:eastAsia="等线" w:ascii="Arial" w:cs="Arial" w:hAnsi="Arial"/>
+                <w:rFonts w:ascii="Arial" w:eastAsia="等线" w:hAnsi="Arial" w:cs="Arial"/>
                 <w:sz w:val="22"/>
               </w:rPr>
-              <w:t>陆涛</w:t>
+              <w:t>陈垒</w:t>
             </w:r>
           </w:p>
         </w:tc>
@@ -444,10 +462,10 @@
           <w:tcPr>
             <w:tcW w:w="1035" w:type="dxa"/>
             <w:tcMar>
-              <w:top w:type="dxa" w:w="60"/>
-              <w:left w:type="dxa" w:w="120"/>
-              <w:bottom w:type="dxa" w:w="30"/>
-              <w:right w:type="dxa" w:w="120"/>
+              <w:top w:w="60" w:type="dxa"/>
+              <w:left w:w="120" w:type="dxa"/>
+              <w:bottom w:w="30" w:type="dxa"/>
+              <w:right w:w="120" w:type="dxa"/>
             </w:tcMar>
           </w:tcPr>
           <w:p>
@@ -458,7 +476,7 @@
             </w:pPr>
             <w:r>
               <w:rPr>
-                <w:rFonts w:eastAsia="等线" w:ascii="Arial" w:cs="Arial" w:hAnsi="Arial"/>
+                <w:rFonts w:ascii="Arial" w:eastAsia="等线" w:hAnsi="Arial" w:cs="Arial"/>
                 <w:sz w:val="22"/>
               </w:rPr>
               <w:t>2023.1.18</w:t>
@@ -469,10 +487,10 @@
           <w:tcPr>
             <w:tcW w:w="1035" w:type="dxa"/>
             <w:tcMar>
-              <w:top w:type="dxa" w:w="60"/>
-              <w:left w:type="dxa" w:w="120"/>
-              <w:bottom w:type="dxa" w:w="30"/>
-              <w:right w:type="dxa" w:w="120"/>
+              <w:top w:w="60" w:type="dxa"/>
+              <w:left w:w="120" w:type="dxa"/>
+              <w:bottom w:w="30" w:type="dxa"/>
+              <w:right w:w="120" w:type="dxa"/>
             </w:tcMar>
           </w:tcPr>
           <w:p>
@@ -483,7 +501,7 @@
             </w:pPr>
             <w:r>
               <w:rPr>
-                <w:rFonts w:eastAsia="等线" w:ascii="Arial" w:cs="Arial" w:hAnsi="Arial"/>
+                <w:rFonts w:ascii="Arial" w:eastAsia="等线" w:hAnsi="Arial" w:cs="Arial"/>
                 <w:sz w:val="22"/>
               </w:rPr>
               <w:t>新建</w:t>
@@ -494,17 +512,16 @@
     </w:tbl>
     <w:p>
       <w:pPr>
-        <w:pStyle w:val="2"/>
         <w:spacing w:before="320" w:after="120" w:line="288" w:lineRule="auto"/>
         <w:ind w:left="0"/>
         <w:jc w:val="left"/>
         <w:outlineLvl w:val="1"/>
       </w:pPr>
-      <w:bookmarkStart w:name="heading_1" w:id="1"/>
-      <w:r>
-        <w:rPr>
-          <w:rFonts w:eastAsia="等线" w:ascii="Arial" w:cs="Arial" w:hAnsi="Arial"/>
-          <w:b w:val="true"/>
+      <w:bookmarkStart w:id="1" w:name="heading_1"/>
+      <w:r>
+        <w:rPr>
+          <w:rFonts w:ascii="Arial" w:eastAsia="等线" w:hAnsi="Arial" w:cs="Arial"/>
+          <w:b/>
           <w:sz w:val="32"/>
         </w:rPr>
         <w:t>一、评审目的</w:t>
@@ -519,7 +536,7 @@
       </w:pPr>
       <w:r>
         <w:rPr>
-          <w:rFonts w:eastAsia="等线" w:ascii="Arial" w:cs="Arial" w:hAnsi="Arial"/>
+          <w:rFonts w:ascii="Arial" w:eastAsia="等线" w:hAnsi="Arial" w:cs="Arial"/>
           <w:sz w:val="22"/>
         </w:rPr>
         <w:t>评价公司运维管理体系的适宜性、充分性、有效性，识别改进和变更需求，实现公司运维服务管理体系的持续改进。</w:t>
@@ -527,17 +544,16 @@
     </w:p>
     <w:p>
       <w:pPr>
-        <w:pStyle w:val="2"/>
         <w:spacing w:before="320" w:after="120" w:line="288" w:lineRule="auto"/>
         <w:ind w:left="0"/>
         <w:jc w:val="left"/>
         <w:outlineLvl w:val="1"/>
       </w:pPr>
-      <w:bookmarkStart w:name="heading_2" w:id="2"/>
-      <w:r>
-        <w:rPr>
-          <w:rFonts w:eastAsia="等线" w:ascii="Arial" w:cs="Arial" w:hAnsi="Arial"/>
-          <w:b w:val="true"/>
+      <w:bookmarkStart w:id="2" w:name="heading_2"/>
+      <w:r>
+        <w:rPr>
+          <w:rFonts w:ascii="Arial" w:eastAsia="等线" w:hAnsi="Arial" w:cs="Arial"/>
+          <w:b/>
           <w:sz w:val="32"/>
         </w:rPr>
         <w:t>二、评审依据</w:t>
@@ -555,7 +571,7 @@
       </w:pPr>
       <w:r>
         <w:rPr>
-          <w:rFonts w:eastAsia="等线" w:ascii="Arial" w:cs="Arial" w:hAnsi="Arial"/>
+          <w:rFonts w:ascii="Arial" w:eastAsia="等线" w:hAnsi="Arial" w:cs="Arial"/>
           <w:sz w:val="22"/>
         </w:rPr>
         <w:t>《信息技术服务 运行维护服务能力成熟度模型》三级</w:t>
@@ -572,7 +588,7 @@
       </w:pPr>
       <w:r>
         <w:rPr>
-          <w:rFonts w:eastAsia="等线" w:ascii="Arial" w:cs="Arial" w:hAnsi="Arial"/>
+          <w:rFonts w:ascii="Arial" w:eastAsia="等线" w:hAnsi="Arial" w:cs="Arial"/>
           <w:sz w:val="22"/>
         </w:rPr>
         <w:t>公司《运维服务管理评审程序》</w:t>
@@ -589,7 +605,7 @@
       </w:pPr>
       <w:r>
         <w:rPr>
-          <w:rFonts w:eastAsia="等线" w:ascii="Arial" w:cs="Arial" w:hAnsi="Arial"/>
+          <w:rFonts w:ascii="Arial" w:eastAsia="等线" w:hAnsi="Arial" w:cs="Arial"/>
           <w:sz w:val="22"/>
         </w:rPr>
         <w:t>公司《年度运维服务能力指标体系》</w:t>
@@ -606,7 +622,7 @@
       </w:pPr>
       <w:r>
         <w:rPr>
-          <w:rFonts w:eastAsia="等线" w:ascii="Arial" w:cs="Arial" w:hAnsi="Arial"/>
+          <w:rFonts w:ascii="Arial" w:eastAsia="等线" w:hAnsi="Arial" w:cs="Arial"/>
           <w:sz w:val="22"/>
         </w:rPr>
         <w:t>客户、员工及管理层的期望</w:t>
@@ -623,7 +639,7 @@
       </w:pPr>
       <w:r>
         <w:rPr>
-          <w:rFonts w:eastAsia="等线" w:ascii="Arial" w:cs="Arial" w:hAnsi="Arial"/>
+          <w:rFonts w:ascii="Arial" w:eastAsia="等线" w:hAnsi="Arial" w:cs="Arial"/>
           <w:sz w:val="22"/>
         </w:rPr>
         <w:t>内部管理体系审核的结果</w:t>
@@ -640,7 +656,7 @@
       </w:pPr>
       <w:r>
         <w:rPr>
-          <w:rFonts w:eastAsia="等线" w:ascii="Arial" w:cs="Arial" w:hAnsi="Arial"/>
+          <w:rFonts w:ascii="Arial" w:eastAsia="等线" w:hAnsi="Arial" w:cs="Arial"/>
           <w:sz w:val="22"/>
         </w:rPr>
         <w:t>内外部环境变化及对持续改进的承诺</w:t>
@@ -657,7 +673,7 @@
       </w:pPr>
       <w:r>
         <w:rPr>
-          <w:rFonts w:eastAsia="等线" w:ascii="Arial" w:cs="Arial" w:hAnsi="Arial"/>
+          <w:rFonts w:ascii="Arial" w:eastAsia="等线" w:hAnsi="Arial" w:cs="Arial"/>
           <w:sz w:val="22"/>
         </w:rPr>
         <w:t>相适用的法律法规</w:t>
@@ -665,17 +681,16 @@
     </w:p>
     <w:p>
       <w:pPr>
-        <w:pStyle w:val="2"/>
         <w:spacing w:before="320" w:after="120" w:line="288" w:lineRule="auto"/>
         <w:ind w:left="0"/>
         <w:jc w:val="left"/>
         <w:outlineLvl w:val="1"/>
       </w:pPr>
-      <w:bookmarkStart w:name="heading_3" w:id="3"/>
-      <w:r>
-        <w:rPr>
-          <w:rFonts w:eastAsia="等线" w:ascii="Arial" w:cs="Arial" w:hAnsi="Arial"/>
-          <w:b w:val="true"/>
+      <w:bookmarkStart w:id="3" w:name="heading_3"/>
+      <w:r>
+        <w:rPr>
+          <w:rFonts w:ascii="Arial" w:eastAsia="等线" w:hAnsi="Arial" w:cs="Arial"/>
+          <w:b/>
           <w:sz w:val="32"/>
         </w:rPr>
         <w:t>三、评审形式</w:t>
@@ -690,7 +705,7 @@
       </w:pPr>
       <w:r>
         <w:rPr>
-          <w:rFonts w:eastAsia="等线" w:ascii="Arial" w:cs="Arial" w:hAnsi="Arial"/>
+          <w:rFonts w:ascii="Arial" w:eastAsia="等线" w:hAnsi="Arial" w:cs="Arial"/>
           <w:sz w:val="22"/>
         </w:rPr>
         <w:t>采用会议评审的形式，对评审内容进行讨论、分析、评价，最终确认结果并形成管理评审报告。</w:t>
@@ -698,17 +713,16 @@
     </w:p>
     <w:p>
       <w:pPr>
-        <w:pStyle w:val="2"/>
         <w:spacing w:before="320" w:after="120" w:line="288" w:lineRule="auto"/>
         <w:ind w:left="0"/>
         <w:jc w:val="left"/>
         <w:outlineLvl w:val="1"/>
       </w:pPr>
-      <w:bookmarkStart w:name="heading_4" w:id="4"/>
-      <w:r>
-        <w:rPr>
-          <w:rFonts w:eastAsia="等线" w:ascii="Arial" w:cs="Arial" w:hAnsi="Arial"/>
-          <w:b w:val="true"/>
+      <w:bookmarkStart w:id="4" w:name="heading_4"/>
+      <w:r>
+        <w:rPr>
+          <w:rFonts w:ascii="Arial" w:eastAsia="等线" w:hAnsi="Arial" w:cs="Arial"/>
+          <w:b/>
           <w:sz w:val="32"/>
         </w:rPr>
         <w:t>四、评审时间及地点</w:t>
@@ -726,7 +740,7 @@
       </w:pPr>
       <w:r>
         <w:rPr>
-          <w:rFonts w:eastAsia="等线" w:ascii="Arial" w:cs="Arial" w:hAnsi="Arial"/>
+          <w:rFonts w:ascii="Arial" w:eastAsia="等线" w:hAnsi="Arial" w:cs="Arial"/>
           <w:sz w:val="22"/>
         </w:rPr>
         <w:t>时间：2023 年 1 月 30 日</w:t>
@@ -743,7 +757,7 @@
       </w:pPr>
       <w:r>
         <w:rPr>
-          <w:rFonts w:eastAsia="等线" w:ascii="Arial" w:cs="Arial" w:hAnsi="Arial"/>
+          <w:rFonts w:ascii="Arial" w:eastAsia="等线" w:hAnsi="Arial" w:cs="Arial"/>
           <w:sz w:val="22"/>
         </w:rPr>
         <w:t>地点：公司第二会议室</w:t>
@@ -751,17 +765,16 @@
     </w:p>
     <w:p>
       <w:pPr>
-        <w:pStyle w:val="2"/>
         <w:spacing w:before="320" w:after="120" w:line="288" w:lineRule="auto"/>
         <w:ind w:left="0"/>
         <w:jc w:val="left"/>
         <w:outlineLvl w:val="1"/>
       </w:pPr>
-      <w:bookmarkStart w:name="heading_5" w:id="5"/>
-      <w:r>
-        <w:rPr>
-          <w:rFonts w:eastAsia="等线" w:ascii="Arial" w:cs="Arial" w:hAnsi="Arial"/>
-          <w:b w:val="true"/>
+      <w:bookmarkStart w:id="5" w:name="heading_5"/>
+      <w:r>
+        <w:rPr>
+          <w:rFonts w:ascii="Arial" w:eastAsia="等线" w:hAnsi="Arial" w:cs="Arial"/>
+          <w:b/>
           <w:sz w:val="32"/>
         </w:rPr>
         <w:t>五、参加评审部门（人员）</w:t>
@@ -779,10 +792,10 @@
       </w:pPr>
       <w:r>
         <w:rPr>
-          <w:rFonts w:eastAsia="等线" w:ascii="Arial" w:cs="Arial" w:hAnsi="Arial"/>
-          <w:sz w:val="22"/>
-        </w:rPr>
-        <w:t>会议主持：总经理 陆涛</w:t>
+          <w:rFonts w:ascii="Arial" w:eastAsia="等线" w:hAnsi="Arial" w:cs="Arial"/>
+          <w:sz w:val="22"/>
+        </w:rPr>
+        <w:t>会议主持：总经理 陈垒</w:t>
       </w:r>
     </w:p>
     <w:p>
@@ -796,25 +809,24 @@
       </w:pPr>
       <w:r>
         <w:rPr>
-          <w:rFonts w:eastAsia="等线" w:ascii="Arial" w:cs="Arial" w:hAnsi="Arial"/>
-          <w:sz w:val="22"/>
-        </w:rPr>
-        <w:t>体系覆盖部门负责人：吴艳、谢广胜、卢肖依、李彦、周丽、胡刚、杨洁等</w:t>
-      </w:r>
-    </w:p>
-    <w:p>
-      <w:pPr>
-        <w:pStyle w:val="2"/>
+          <w:rFonts w:ascii="Arial" w:eastAsia="等线" w:hAnsi="Arial" w:cs="Arial"/>
+          <w:sz w:val="22"/>
+        </w:rPr>
+        <w:t>体系覆盖部门负责人：吴艳、赵川华、卢肖依、李彦、周丽、胡刚、杨洁等</w:t>
+      </w:r>
+    </w:p>
+    <w:p>
+      <w:pPr>
         <w:spacing w:before="320" w:after="120" w:line="288" w:lineRule="auto"/>
         <w:ind w:left="0"/>
         <w:jc w:val="left"/>
         <w:outlineLvl w:val="1"/>
       </w:pPr>
-      <w:bookmarkStart w:name="heading_6" w:id="6"/>
-      <w:r>
-        <w:rPr>
-          <w:rFonts w:eastAsia="等线" w:ascii="Arial" w:cs="Arial" w:hAnsi="Arial"/>
-          <w:b w:val="true"/>
+      <w:bookmarkStart w:id="6" w:name="heading_6"/>
+      <w:r>
+        <w:rPr>
+          <w:rFonts w:ascii="Arial" w:eastAsia="等线" w:hAnsi="Arial" w:cs="Arial"/>
+          <w:b/>
           <w:sz w:val="32"/>
         </w:rPr>
         <w:t>六、管理评审计划输入的准备（各部门需准备资料，包括口头发言和建议）</w:t>
@@ -832,7 +844,7 @@
       </w:pPr>
       <w:r>
         <w:rPr>
-          <w:rFonts w:eastAsia="等线" w:ascii="Arial" w:cs="Arial" w:hAnsi="Arial"/>
+          <w:rFonts w:ascii="Arial" w:eastAsia="等线" w:hAnsi="Arial" w:cs="Arial"/>
           <w:sz w:val="22"/>
         </w:rPr>
         <w:t>公司各项管理目标（指标）的实现情况</w:t>
@@ -849,7 +861,7 @@
       </w:pPr>
       <w:r>
         <w:rPr>
-          <w:rFonts w:eastAsia="等线" w:ascii="Arial" w:cs="Arial" w:hAnsi="Arial"/>
+          <w:rFonts w:ascii="Arial" w:eastAsia="等线" w:hAnsi="Arial" w:cs="Arial"/>
           <w:sz w:val="22"/>
         </w:rPr>
         <w:t>运维服务的评价选择及履约状况</w:t>
@@ -866,7 +878,7 @@
       </w:pPr>
       <w:r>
         <w:rPr>
-          <w:rFonts w:eastAsia="等线" w:ascii="Arial" w:cs="Arial" w:hAnsi="Arial"/>
+          <w:rFonts w:ascii="Arial" w:eastAsia="等线" w:hAnsi="Arial" w:cs="Arial"/>
           <w:sz w:val="22"/>
         </w:rPr>
         <w:t>对各职能部门管理活动监督检查情况的综合分析</w:t>
@@ -883,7 +895,7 @@
       </w:pPr>
       <w:r>
         <w:rPr>
-          <w:rFonts w:eastAsia="等线" w:ascii="Arial" w:cs="Arial" w:hAnsi="Arial"/>
+          <w:rFonts w:ascii="Arial" w:eastAsia="等线" w:hAnsi="Arial" w:cs="Arial"/>
           <w:sz w:val="22"/>
         </w:rPr>
         <w:t>内部和外部管理体系审核结果（包括审核中发现的不符合项及分布情况）</w:t>
@@ -900,7 +912,7 @@
       </w:pPr>
       <w:r>
         <w:rPr>
-          <w:rFonts w:eastAsia="等线" w:ascii="Arial" w:cs="Arial" w:hAnsi="Arial"/>
+          <w:rFonts w:ascii="Arial" w:eastAsia="等线" w:hAnsi="Arial" w:cs="Arial"/>
           <w:sz w:val="22"/>
         </w:rPr>
         <w:t>上次管理评审提出改进措施的落实情况</w:t>
@@ -917,7 +929,7 @@
       </w:pPr>
       <w:r>
         <w:rPr>
-          <w:rFonts w:eastAsia="等线" w:ascii="Arial" w:cs="Arial" w:hAnsi="Arial"/>
+          <w:rFonts w:ascii="Arial" w:eastAsia="等线" w:hAnsi="Arial" w:cs="Arial"/>
           <w:sz w:val="22"/>
         </w:rPr>
         <w:t>可能影响管理体系的变更情况以及改进建议等</w:t>
@@ -934,7 +946,7 @@
       </w:pPr>
       <w:r>
         <w:rPr>
-          <w:rFonts w:eastAsia="等线" w:ascii="Arial" w:cs="Arial" w:hAnsi="Arial"/>
+          <w:rFonts w:ascii="Arial" w:eastAsia="等线" w:hAnsi="Arial" w:cs="Arial"/>
           <w:sz w:val="22"/>
         </w:rPr>
         <w:t>综合管理部质量管理组其他相关信息的收集、分析和利用等</w:t>
@@ -951,7 +963,7 @@
       </w:pPr>
       <w:r>
         <w:rPr>
-          <w:rFonts w:eastAsia="等线" w:ascii="Arial" w:cs="Arial" w:hAnsi="Arial"/>
+          <w:rFonts w:ascii="Arial" w:eastAsia="等线" w:hAnsi="Arial" w:cs="Arial"/>
           <w:sz w:val="22"/>
         </w:rPr>
         <w:t>运维服务的符合性（满足运维有关方、法律法规及公司自身要求的符合性），包括质量创优活动等</w:t>
@@ -968,7 +980,7 @@
       </w:pPr>
       <w:r>
         <w:rPr>
-          <w:rFonts w:eastAsia="等线" w:ascii="Arial" w:cs="Arial" w:hAnsi="Arial"/>
+          <w:rFonts w:ascii="Arial" w:eastAsia="等线" w:hAnsi="Arial" w:cs="Arial"/>
           <w:sz w:val="22"/>
         </w:rPr>
         <w:t>对运维服务能力管理活动监督检查情况分析</w:t>
@@ -985,7 +997,7 @@
       </w:pPr>
       <w:r>
         <w:rPr>
-          <w:rFonts w:eastAsia="等线" w:ascii="Arial" w:cs="Arial" w:hAnsi="Arial"/>
+          <w:rFonts w:ascii="Arial" w:eastAsia="等线" w:hAnsi="Arial" w:cs="Arial"/>
           <w:sz w:val="22"/>
         </w:rPr>
         <w:t>运维服务质量的纠正措施和预防措施状况</w:t>
@@ -1002,7 +1014,7 @@
       </w:pPr>
       <w:r>
         <w:rPr>
-          <w:rFonts w:eastAsia="等线" w:ascii="Arial" w:cs="Arial" w:hAnsi="Arial"/>
+          <w:rFonts w:ascii="Arial" w:eastAsia="等线" w:hAnsi="Arial" w:cs="Arial"/>
           <w:sz w:val="22"/>
         </w:rPr>
         <w:t>运维服务有关方（顾客）对运维服务质量的满意程度，以及提高顾客满意的改进措施和实施情况、建议等</w:t>
@@ -1019,7 +1031,7 @@
       </w:pPr>
       <w:r>
         <w:rPr>
-          <w:rFonts w:eastAsia="等线" w:ascii="Arial" w:cs="Arial" w:hAnsi="Arial"/>
+          <w:rFonts w:ascii="Arial" w:eastAsia="等线" w:hAnsi="Arial" w:cs="Arial"/>
           <w:sz w:val="22"/>
         </w:rPr>
         <w:t>运维服务合同履约情况分析</w:t>
@@ -1036,7 +1048,7 @@
       </w:pPr>
       <w:r>
         <w:rPr>
-          <w:rFonts w:eastAsia="等线" w:ascii="Arial" w:cs="Arial" w:hAnsi="Arial"/>
+          <w:rFonts w:ascii="Arial" w:eastAsia="等线" w:hAnsi="Arial" w:cs="Arial"/>
           <w:sz w:val="22"/>
         </w:rPr>
         <w:t>过程管理的符合性（满足运维相关方、法律法规及公司自身要求的符合性），包括质量创优活动等</w:t>
@@ -1053,7 +1065,7 @@
       </w:pPr>
       <w:r>
         <w:rPr>
-          <w:rFonts w:eastAsia="等线" w:ascii="Arial" w:cs="Arial" w:hAnsi="Arial"/>
+          <w:rFonts w:ascii="Arial" w:eastAsia="等线" w:hAnsi="Arial" w:cs="Arial"/>
           <w:sz w:val="22"/>
         </w:rPr>
         <w:t>对过程管理活动监控情况分析</w:t>
@@ -1070,7 +1082,7 @@
       </w:pPr>
       <w:r>
         <w:rPr>
-          <w:rFonts w:eastAsia="等线" w:ascii="Arial" w:cs="Arial" w:hAnsi="Arial"/>
+          <w:rFonts w:ascii="Arial" w:eastAsia="等线" w:hAnsi="Arial" w:cs="Arial"/>
           <w:sz w:val="22"/>
         </w:rPr>
         <w:t>对知识库管理活动监控情况分析</w:t>
@@ -1087,7 +1099,7 @@
       </w:pPr>
       <w:r>
         <w:rPr>
-          <w:rFonts w:eastAsia="等线" w:ascii="Arial" w:cs="Arial" w:hAnsi="Arial"/>
+          <w:rFonts w:ascii="Arial" w:eastAsia="等线" w:hAnsi="Arial" w:cs="Arial"/>
           <w:sz w:val="22"/>
         </w:rPr>
         <w:t>对服务台管理活动监督检查情况分析</w:t>
@@ -1104,7 +1116,7 @@
       </w:pPr>
       <w:r>
         <w:rPr>
-          <w:rFonts w:eastAsia="等线" w:ascii="Arial" w:cs="Arial" w:hAnsi="Arial"/>
+          <w:rFonts w:ascii="Arial" w:eastAsia="等线" w:hAnsi="Arial" w:cs="Arial"/>
           <w:sz w:val="22"/>
         </w:rPr>
         <w:t>运维服务项目备品备件的采购或租赁管理情况，包括对供方的评价</w:t>
@@ -1121,7 +1133,7 @@
       </w:pPr>
       <w:r>
         <w:rPr>
-          <w:rFonts w:eastAsia="等线" w:ascii="Arial" w:cs="Arial" w:hAnsi="Arial"/>
+          <w:rFonts w:ascii="Arial" w:eastAsia="等线" w:hAnsi="Arial" w:cs="Arial"/>
           <w:sz w:val="22"/>
         </w:rPr>
         <w:t>备品备件采购的总结分析，包括对供方的评价选择和再评价情况</w:t>
@@ -1138,7 +1150,7 @@
       </w:pPr>
       <w:r>
         <w:rPr>
-          <w:rFonts w:eastAsia="等线" w:ascii="Arial" w:cs="Arial" w:hAnsi="Arial"/>
+          <w:rFonts w:ascii="Arial" w:eastAsia="等线" w:hAnsi="Arial" w:cs="Arial"/>
           <w:sz w:val="22"/>
         </w:rPr>
         <w:t>备品备件的库房管理进行监督检查的情况</w:t>
@@ -1155,7 +1167,7 @@
       </w:pPr>
       <w:r>
         <w:rPr>
-          <w:rFonts w:eastAsia="等线" w:ascii="Arial" w:cs="Arial" w:hAnsi="Arial"/>
+          <w:rFonts w:ascii="Arial" w:eastAsia="等线" w:hAnsi="Arial" w:cs="Arial"/>
           <w:sz w:val="22"/>
         </w:rPr>
         <w:t>备品备件采购和管理的其他相关信息的收集、分析和利用</w:t>
@@ -1172,7 +1184,7 @@
       </w:pPr>
       <w:r>
         <w:rPr>
-          <w:rFonts w:eastAsia="等线" w:ascii="Arial" w:cs="Arial" w:hAnsi="Arial"/>
+          <w:rFonts w:ascii="Arial" w:eastAsia="等线" w:hAnsi="Arial" w:cs="Arial"/>
           <w:sz w:val="22"/>
         </w:rPr>
         <w:t>信息部软件开发组提供研发状况分析</w:t>
@@ -1180,17 +1192,16 @@
     </w:p>
     <w:p>
       <w:pPr>
-        <w:pStyle w:val="2"/>
         <w:spacing w:before="320" w:after="120" w:line="288" w:lineRule="auto"/>
         <w:ind w:left="0"/>
         <w:jc w:val="left"/>
         <w:outlineLvl w:val="1"/>
       </w:pPr>
-      <w:bookmarkStart w:name="heading_7" w:id="7"/>
-      <w:r>
-        <w:rPr>
-          <w:rFonts w:eastAsia="等线" w:ascii="Arial" w:cs="Arial" w:hAnsi="Arial"/>
-          <w:b w:val="true"/>
+      <w:bookmarkStart w:id="7" w:name="heading_7"/>
+      <w:r>
+        <w:rPr>
+          <w:rFonts w:ascii="Arial" w:eastAsia="等线" w:hAnsi="Arial" w:cs="Arial"/>
+          <w:b/>
           <w:sz w:val="32"/>
         </w:rPr>
         <w:t>七、管理评审输出</w:t>
@@ -1205,7 +1216,7 @@
       </w:pPr>
       <w:r>
         <w:rPr>
-          <w:rFonts w:eastAsia="等线" w:ascii="Arial" w:cs="Arial" w:hAnsi="Arial"/>
+          <w:rFonts w:ascii="Arial" w:eastAsia="等线" w:hAnsi="Arial" w:cs="Arial"/>
           <w:sz w:val="22"/>
         </w:rPr>
         <w:t>包括与以下方面有关的决定与措施：</w:t>
@@ -1222,7 +1233,7 @@
       </w:pPr>
       <w:r>
         <w:rPr>
-          <w:rFonts w:eastAsia="等线" w:ascii="Arial" w:cs="Arial" w:hAnsi="Arial"/>
+          <w:rFonts w:ascii="Arial" w:eastAsia="等线" w:hAnsi="Arial" w:cs="Arial"/>
           <w:sz w:val="22"/>
         </w:rPr>
         <w:t>管理方针和目标符合性的结论</w:t>
@@ -1239,7 +1250,7 @@
       </w:pPr>
       <w:r>
         <w:rPr>
-          <w:rFonts w:eastAsia="等线" w:ascii="Arial" w:cs="Arial" w:hAnsi="Arial"/>
+          <w:rFonts w:ascii="Arial" w:eastAsia="等线" w:hAnsi="Arial" w:cs="Arial"/>
           <w:sz w:val="22"/>
         </w:rPr>
         <w:t>为提高管理体系和过程的有效性的决定和措施</w:t>
@@ -1256,7 +1267,7 @@
       </w:pPr>
       <w:r>
         <w:rPr>
-          <w:rFonts w:eastAsia="等线" w:ascii="Arial" w:cs="Arial" w:hAnsi="Arial"/>
+          <w:rFonts w:ascii="Arial" w:eastAsia="等线" w:hAnsi="Arial" w:cs="Arial"/>
           <w:sz w:val="22"/>
         </w:rPr>
         <w:t>提高顾客满意度对运维服务质量改进的决定和措施</w:t>
@@ -1273,7 +1284,7 @@
       </w:pPr>
       <w:r>
         <w:rPr>
-          <w:rFonts w:eastAsia="等线" w:ascii="Arial" w:cs="Arial" w:hAnsi="Arial"/>
+          <w:rFonts w:ascii="Arial" w:eastAsia="等线" w:hAnsi="Arial" w:cs="Arial"/>
           <w:sz w:val="22"/>
         </w:rPr>
         <w:t>改进运维服务绩效的决定和措施</w:t>
@@ -1290,7 +1301,7 @@
       </w:pPr>
       <w:r>
         <w:rPr>
-          <w:rFonts w:eastAsia="等线" w:ascii="Arial" w:cs="Arial" w:hAnsi="Arial"/>
+          <w:rFonts w:ascii="Arial" w:eastAsia="等线" w:hAnsi="Arial" w:cs="Arial"/>
           <w:sz w:val="22"/>
         </w:rPr>
         <w:t>管理体系各项资源配置的决定和措施</w:t>
@@ -1307,7 +1318,7 @@
       </w:pPr>
       <w:r>
         <w:rPr>
-          <w:rFonts w:eastAsia="等线" w:ascii="Arial" w:cs="Arial" w:hAnsi="Arial"/>
+          <w:rFonts w:ascii="Arial" w:eastAsia="等线" w:hAnsi="Arial" w:cs="Arial"/>
           <w:sz w:val="22"/>
         </w:rPr>
         <w:t>对管理体系持续的适宜性、充分性和有效性的总体评价</w:t>
@@ -1315,17 +1326,16 @@
     </w:p>
     <w:p>
       <w:pPr>
-        <w:pStyle w:val="2"/>
         <w:spacing w:before="320" w:after="120" w:line="288" w:lineRule="auto"/>
         <w:ind w:left="0"/>
         <w:jc w:val="left"/>
         <w:outlineLvl w:val="1"/>
       </w:pPr>
-      <w:bookmarkStart w:name="heading_8" w:id="8"/>
-      <w:r>
-        <w:rPr>
-          <w:rFonts w:eastAsia="等线" w:ascii="Arial" w:cs="Arial" w:hAnsi="Arial"/>
-          <w:b w:val="true"/>
+      <w:bookmarkStart w:id="8" w:name="heading_8"/>
+      <w:r>
+        <w:rPr>
+          <w:rFonts w:ascii="Arial" w:eastAsia="等线" w:hAnsi="Arial" w:cs="Arial"/>
+          <w:b/>
           <w:sz w:val="32"/>
         </w:rPr>
         <w:t>八、评审准备工作要求</w:t>
@@ -1340,7 +1350,7 @@
       </w:pPr>
       <w:r>
         <w:rPr>
-          <w:rFonts w:eastAsia="等线" w:ascii="Arial" w:cs="Arial" w:hAnsi="Arial"/>
+          <w:rFonts w:ascii="Arial" w:eastAsia="等线" w:hAnsi="Arial" w:cs="Arial"/>
           <w:sz w:val="22"/>
         </w:rPr>
         <w:t>各部门需根据《运维服务管理评审程序》及上述评审内容提纲要求，准备管理评审总结及见证性材料。请于2023年1月28日前将年度质量目标统计资料和内审结论交至综合管理部质量管理组；内审不符合项责任部门需提交近期整改情况和验证结论文件。</w:t>
@@ -1348,17 +1358,16 @@
     </w:p>
     <w:p>
       <w:pPr>
-        <w:pStyle w:val="2"/>
         <w:spacing w:before="320" w:after="120" w:line="288" w:lineRule="auto"/>
         <w:ind w:left="0"/>
         <w:jc w:val="left"/>
         <w:outlineLvl w:val="1"/>
       </w:pPr>
-      <w:bookmarkStart w:name="heading_9" w:id="9"/>
-      <w:r>
-        <w:rPr>
-          <w:rFonts w:eastAsia="等线" w:ascii="Arial" w:cs="Arial" w:hAnsi="Arial"/>
-          <w:b w:val="true"/>
+      <w:bookmarkStart w:id="9" w:name="heading_9"/>
+      <w:r>
+        <w:rPr>
+          <w:rFonts w:ascii="Arial" w:eastAsia="等线" w:hAnsi="Arial" w:cs="Arial"/>
+          <w:b/>
           <w:sz w:val="32"/>
         </w:rPr>
         <w:t>九、管理评审报告的完成日期</w:t>
@@ -1373,7 +1382,7 @@
       </w:pPr>
       <w:r>
         <w:rPr>
-          <w:rFonts w:eastAsia="等线" w:ascii="Arial" w:cs="Arial" w:hAnsi="Arial"/>
+          <w:rFonts w:ascii="Arial" w:eastAsia="等线" w:hAnsi="Arial" w:cs="Arial"/>
           <w:sz w:val="22"/>
         </w:rPr>
         <w:t>评审会后一周之内形成管理评审报告，并下发实施。</w:t>
@@ -1387,532 +1396,2372 @@
       </w:pPr>
       <w:r>
         <w:rPr>
-          <w:rFonts w:eastAsia="等线" w:ascii="Arial" w:cs="Arial" w:hAnsi="Arial"/>
+          <w:rFonts w:ascii="Arial" w:eastAsia="等线" w:hAnsi="Arial" w:cs="Arial"/>
           <w:sz w:val="22"/>
         </w:rPr>
         <w:t>|（注：文档部分内容可能由 AI 生成)</w:t>
       </w:r>
     </w:p>
     <w:sectPr>
-      <w:footerReference w:type="default" r:id="rId3"/>
-      <w:headerReference w:type="default" r:id="rId5"/>
-      <w:pgSz w:orient="portrait" w:h="16840" w:w="11905"/>
+      <w:headerReference w:type="default" r:id="rId4"/>
+      <w:footerReference w:type="default" r:id="rId5"/>
+      <w:pgSz w:w="11905" w:h="16840" w:orient="portrait"/>
+      <w:pgMar w:header="720" w:footer="720"/>
+      <w:cols w:space="720"/>
     </w:sectPr>
   </w:body>
 </w:document>
 </file>
 
 <file path=word/footer1.xml><?xml version="1.0" encoding="utf-8"?>
-<w:ftr xmlns:w="http://schemas.openxmlformats.org/wordprocessingml/2006/main">
+<w:ftr xmlns:ve="http://schemas.openxmlformats.org/markup-compatibility/2006" xmlns:o="urn:schemas-microsoft-com:office:office" xmlns:r="http://schemas.openxmlformats.org/officeDocument/2006/relationships" xmlns:m="http://schemas.openxmlformats.org/officeDocument/2006/math" xmlns:v="urn:schemas-microsoft-com:vml" xmlns:wp="http://schemas.openxmlformats.org/drawingml/2006/wordprocessingDrawing" xmlns:w10="urn:schemas-microsoft-com:office:word" xmlns:w="http://schemas.openxmlformats.org/wordprocessingml/2006/main" xmlns:wne="http://schemas.microsoft.com/office/word/2006/wordml">
   <w:p/>
 </w:ftr>
 </file>
 
 <file path=word/header1.xml><?xml version="1.0" encoding="utf-8"?>
-<w:hdr xmlns:w="http://schemas.openxmlformats.org/wordprocessingml/2006/main">
+<w:hdr xmlns:ve="http://schemas.openxmlformats.org/markup-compatibility/2006" xmlns:o="urn:schemas-microsoft-com:office:office" xmlns:r="http://schemas.openxmlformats.org/officeDocument/2006/relationships" xmlns:m="http://schemas.openxmlformats.org/officeDocument/2006/math" xmlns:v="urn:schemas-microsoft-com:vml" xmlns:wp="http://schemas.openxmlformats.org/drawingml/2006/wordprocessingDrawing" xmlns:w10="urn:schemas-microsoft-com:office:word" xmlns:w="http://schemas.openxmlformats.org/wordprocessingml/2006/main" xmlns:wne="http://schemas.microsoft.com/office/word/2006/wordml">
   <w:p/>
 </w:hdr>
 </file>
 
 <file path=word/numbering.xml><?xml version="1.0" encoding="utf-8"?>
-<w:numbering xmlns:w="http://schemas.openxmlformats.org/wordprocessingml/2006/main">
-  <w:abstractNum w:abstractNumId="1083195">
-    <w:lvl>
+<w:numbering xmlns:ve="http://schemas.openxmlformats.org/markup-compatibility/2006" xmlns:o="urn:schemas-microsoft-com:office:office" xmlns:r="http://schemas.openxmlformats.org/officeDocument/2006/relationships" xmlns:m="http://schemas.openxmlformats.org/officeDocument/2006/math" xmlns:v="urn:schemas-microsoft-com:vml" xmlns:wp="http://schemas.openxmlformats.org/drawingml/2006/wordprocessingDrawing" xmlns:w10="urn:schemas-microsoft-com:office:word" xmlns:w="http://schemas.openxmlformats.org/wordprocessingml/2006/main" xmlns:wne="http://schemas.microsoft.com/office/word/2006/wordml">
+  <w:abstractNum w:abstractNumId="0">
+    <w:nsid w:val="0010873B"/>
+    <w:multiLevelType w:val="hybridMultilevel"/>
+    <w:tmpl w:val="00000000"/>
+    <w:lvl w:ilvl="0">
+      <w:start w:val="0"/>
       <w:numFmt w:val="bullet"/>
-      <w:suff w:val="tab"/>
       <w:lvlText w:val="•"/>
-      <w:rPr>
-        <w:color w:val="3370ff"/>
-      </w:rPr>
+      <w:lvlJc w:val="left"/>
+      <w:rPr>
+        <w:color w:val="3370FF"/>
+      </w:rPr>
+    </w:lvl>
+    <w:lvl w:ilvl="1">
+      <w:start w:val="1"/>
+      <w:numFmt w:val="decimal"/>
+      <w:lvlJc w:val="left"/>
+    </w:lvl>
+    <w:lvl w:ilvl="2">
+      <w:start w:val="1"/>
+      <w:numFmt w:val="decimal"/>
+      <w:lvlJc w:val="left"/>
+    </w:lvl>
+    <w:lvl w:ilvl="3">
+      <w:start w:val="1"/>
+      <w:numFmt w:val="decimal"/>
+      <w:lvlJc w:val="left"/>
+    </w:lvl>
+    <w:lvl w:ilvl="4">
+      <w:start w:val="1"/>
+      <w:numFmt w:val="decimal"/>
+      <w:lvlJc w:val="left"/>
+    </w:lvl>
+    <w:lvl w:ilvl="5">
+      <w:start w:val="1"/>
+      <w:numFmt w:val="decimal"/>
+      <w:lvlJc w:val="left"/>
+    </w:lvl>
+    <w:lvl w:ilvl="6">
+      <w:start w:val="1"/>
+      <w:numFmt w:val="decimal"/>
+      <w:lvlJc w:val="left"/>
+    </w:lvl>
+    <w:lvl w:ilvl="7">
+      <w:start w:val="1"/>
+      <w:numFmt w:val="decimal"/>
+      <w:lvlJc w:val="left"/>
+    </w:lvl>
+    <w:lvl w:ilvl="8">
+      <w:start w:val="1"/>
+      <w:numFmt w:val="decimal"/>
+      <w:lvlJc w:val="left"/>
     </w:lvl>
   </w:abstractNum>
-  <w:abstractNum w:abstractNumId="1083196">
-    <w:lvl>
+  <w:abstractNum w:abstractNumId="1">
+    <w:nsid w:val="0010873C"/>
+    <w:multiLevelType w:val="hybridMultilevel"/>
+    <w:tmpl w:val="00000000"/>
+    <w:lvl w:ilvl="0">
+      <w:start w:val="0"/>
       <w:numFmt w:val="bullet"/>
-      <w:suff w:val="tab"/>
       <w:lvlText w:val="•"/>
-      <w:rPr>
-        <w:color w:val="3370ff"/>
-      </w:rPr>
+      <w:lvlJc w:val="left"/>
+      <w:rPr>
+        <w:color w:val="3370FF"/>
+      </w:rPr>
+    </w:lvl>
+    <w:lvl w:ilvl="1">
+      <w:start w:val="1"/>
+      <w:numFmt w:val="decimal"/>
+      <w:lvlJc w:val="left"/>
+    </w:lvl>
+    <w:lvl w:ilvl="2">
+      <w:start w:val="1"/>
+      <w:numFmt w:val="decimal"/>
+      <w:lvlJc w:val="left"/>
+    </w:lvl>
+    <w:lvl w:ilvl="3">
+      <w:start w:val="1"/>
+      <w:numFmt w:val="decimal"/>
+      <w:lvlJc w:val="left"/>
+    </w:lvl>
+    <w:lvl w:ilvl="4">
+      <w:start w:val="1"/>
+      <w:numFmt w:val="decimal"/>
+      <w:lvlJc w:val="left"/>
+    </w:lvl>
+    <w:lvl w:ilvl="5">
+      <w:start w:val="1"/>
+      <w:numFmt w:val="decimal"/>
+      <w:lvlJc w:val="left"/>
+    </w:lvl>
+    <w:lvl w:ilvl="6">
+      <w:start w:val="1"/>
+      <w:numFmt w:val="decimal"/>
+      <w:lvlJc w:val="left"/>
+    </w:lvl>
+    <w:lvl w:ilvl="7">
+      <w:start w:val="1"/>
+      <w:numFmt w:val="decimal"/>
+      <w:lvlJc w:val="left"/>
+    </w:lvl>
+    <w:lvl w:ilvl="8">
+      <w:start w:val="1"/>
+      <w:numFmt w:val="decimal"/>
+      <w:lvlJc w:val="left"/>
     </w:lvl>
   </w:abstractNum>
-  <w:abstractNum w:abstractNumId="1083197">
-    <w:lvl>
+  <w:abstractNum w:abstractNumId="2">
+    <w:nsid w:val="0010873D"/>
+    <w:multiLevelType w:val="hybridMultilevel"/>
+    <w:tmpl w:val="00000000"/>
+    <w:lvl w:ilvl="0">
+      <w:start w:val="0"/>
       <w:numFmt w:val="bullet"/>
-      <w:suff w:val="tab"/>
       <w:lvlText w:val="•"/>
-      <w:rPr>
-        <w:color w:val="3370ff"/>
-      </w:rPr>
+      <w:lvlJc w:val="left"/>
+      <w:rPr>
+        <w:color w:val="3370FF"/>
+      </w:rPr>
+    </w:lvl>
+    <w:lvl w:ilvl="1">
+      <w:start w:val="1"/>
+      <w:numFmt w:val="decimal"/>
+      <w:lvlJc w:val="left"/>
+    </w:lvl>
+    <w:lvl w:ilvl="2">
+      <w:start w:val="1"/>
+      <w:numFmt w:val="decimal"/>
+      <w:lvlJc w:val="left"/>
+    </w:lvl>
+    <w:lvl w:ilvl="3">
+      <w:start w:val="1"/>
+      <w:numFmt w:val="decimal"/>
+      <w:lvlJc w:val="left"/>
+    </w:lvl>
+    <w:lvl w:ilvl="4">
+      <w:start w:val="1"/>
+      <w:numFmt w:val="decimal"/>
+      <w:lvlJc w:val="left"/>
+    </w:lvl>
+    <w:lvl w:ilvl="5">
+      <w:start w:val="1"/>
+      <w:numFmt w:val="decimal"/>
+      <w:lvlJc w:val="left"/>
+    </w:lvl>
+    <w:lvl w:ilvl="6">
+      <w:start w:val="1"/>
+      <w:numFmt w:val="decimal"/>
+      <w:lvlJc w:val="left"/>
+    </w:lvl>
+    <w:lvl w:ilvl="7">
+      <w:start w:val="1"/>
+      <w:numFmt w:val="decimal"/>
+      <w:lvlJc w:val="left"/>
+    </w:lvl>
+    <w:lvl w:ilvl="8">
+      <w:start w:val="1"/>
+      <w:numFmt w:val="decimal"/>
+      <w:lvlJc w:val="left"/>
     </w:lvl>
   </w:abstractNum>
-  <w:abstractNum w:abstractNumId="1083198">
-    <w:lvl>
+  <w:abstractNum w:abstractNumId="3">
+    <w:nsid w:val="0010873E"/>
+    <w:multiLevelType w:val="hybridMultilevel"/>
+    <w:tmpl w:val="00000000"/>
+    <w:lvl w:ilvl="0">
+      <w:start w:val="0"/>
       <w:numFmt w:val="bullet"/>
-      <w:suff w:val="tab"/>
       <w:lvlText w:val="•"/>
-      <w:rPr>
-        <w:color w:val="3370ff"/>
-      </w:rPr>
+      <w:lvlJc w:val="left"/>
+      <w:rPr>
+        <w:color w:val="3370FF"/>
+      </w:rPr>
+    </w:lvl>
+    <w:lvl w:ilvl="1">
+      <w:start w:val="1"/>
+      <w:numFmt w:val="decimal"/>
+      <w:lvlJc w:val="left"/>
+    </w:lvl>
+    <w:lvl w:ilvl="2">
+      <w:start w:val="1"/>
+      <w:numFmt w:val="decimal"/>
+      <w:lvlJc w:val="left"/>
+    </w:lvl>
+    <w:lvl w:ilvl="3">
+      <w:start w:val="1"/>
+      <w:numFmt w:val="decimal"/>
+      <w:lvlJc w:val="left"/>
+    </w:lvl>
+    <w:lvl w:ilvl="4">
+      <w:start w:val="1"/>
+      <w:numFmt w:val="decimal"/>
+      <w:lvlJc w:val="left"/>
+    </w:lvl>
+    <w:lvl w:ilvl="5">
+      <w:start w:val="1"/>
+      <w:numFmt w:val="decimal"/>
+      <w:lvlJc w:val="left"/>
+    </w:lvl>
+    <w:lvl w:ilvl="6">
+      <w:start w:val="1"/>
+      <w:numFmt w:val="decimal"/>
+      <w:lvlJc w:val="left"/>
+    </w:lvl>
+    <w:lvl w:ilvl="7">
+      <w:start w:val="1"/>
+      <w:numFmt w:val="decimal"/>
+      <w:lvlJc w:val="left"/>
+    </w:lvl>
+    <w:lvl w:ilvl="8">
+      <w:start w:val="1"/>
+      <w:numFmt w:val="decimal"/>
+      <w:lvlJc w:val="left"/>
     </w:lvl>
   </w:abstractNum>
-  <w:abstractNum w:abstractNumId="1083199">
-    <w:lvl>
+  <w:abstractNum w:abstractNumId="4">
+    <w:nsid w:val="0010873F"/>
+    <w:multiLevelType w:val="hybridMultilevel"/>
+    <w:tmpl w:val="00000000"/>
+    <w:lvl w:ilvl="0">
+      <w:start w:val="0"/>
       <w:numFmt w:val="bullet"/>
-      <w:suff w:val="tab"/>
       <w:lvlText w:val="•"/>
-      <w:rPr>
-        <w:color w:val="3370ff"/>
-      </w:rPr>
+      <w:lvlJc w:val="left"/>
+      <w:rPr>
+        <w:color w:val="3370FF"/>
+      </w:rPr>
+    </w:lvl>
+    <w:lvl w:ilvl="1">
+      <w:start w:val="1"/>
+      <w:numFmt w:val="decimal"/>
+      <w:lvlJc w:val="left"/>
+    </w:lvl>
+    <w:lvl w:ilvl="2">
+      <w:start w:val="1"/>
+      <w:numFmt w:val="decimal"/>
+      <w:lvlJc w:val="left"/>
+    </w:lvl>
+    <w:lvl w:ilvl="3">
+      <w:start w:val="1"/>
+      <w:numFmt w:val="decimal"/>
+      <w:lvlJc w:val="left"/>
+    </w:lvl>
+    <w:lvl w:ilvl="4">
+      <w:start w:val="1"/>
+      <w:numFmt w:val="decimal"/>
+      <w:lvlJc w:val="left"/>
+    </w:lvl>
+    <w:lvl w:ilvl="5">
+      <w:start w:val="1"/>
+      <w:numFmt w:val="decimal"/>
+      <w:lvlJc w:val="left"/>
+    </w:lvl>
+    <w:lvl w:ilvl="6">
+      <w:start w:val="1"/>
+      <w:numFmt w:val="decimal"/>
+      <w:lvlJc w:val="left"/>
+    </w:lvl>
+    <w:lvl w:ilvl="7">
+      <w:start w:val="1"/>
+      <w:numFmt w:val="decimal"/>
+      <w:lvlJc w:val="left"/>
+    </w:lvl>
+    <w:lvl w:ilvl="8">
+      <w:start w:val="1"/>
+      <w:numFmt w:val="decimal"/>
+      <w:lvlJc w:val="left"/>
     </w:lvl>
   </w:abstractNum>
-  <w:abstractNum w:abstractNumId="1083200">
-    <w:lvl>
+  <w:abstractNum w:abstractNumId="5">
+    <w:nsid w:val="00108740"/>
+    <w:multiLevelType w:val="hybridMultilevel"/>
+    <w:tmpl w:val="00000000"/>
+    <w:lvl w:ilvl="0">
+      <w:start w:val="0"/>
       <w:numFmt w:val="bullet"/>
-      <w:suff w:val="tab"/>
       <w:lvlText w:val="•"/>
-      <w:rPr>
-        <w:color w:val="3370ff"/>
-      </w:rPr>
+      <w:lvlJc w:val="left"/>
+      <w:rPr>
+        <w:color w:val="3370FF"/>
+      </w:rPr>
+    </w:lvl>
+    <w:lvl w:ilvl="1">
+      <w:start w:val="1"/>
+      <w:numFmt w:val="decimal"/>
+      <w:lvlJc w:val="left"/>
+    </w:lvl>
+    <w:lvl w:ilvl="2">
+      <w:start w:val="1"/>
+      <w:numFmt w:val="decimal"/>
+      <w:lvlJc w:val="left"/>
+    </w:lvl>
+    <w:lvl w:ilvl="3">
+      <w:start w:val="1"/>
+      <w:numFmt w:val="decimal"/>
+      <w:lvlJc w:val="left"/>
+    </w:lvl>
+    <w:lvl w:ilvl="4">
+      <w:start w:val="1"/>
+      <w:numFmt w:val="decimal"/>
+      <w:lvlJc w:val="left"/>
+    </w:lvl>
+    <w:lvl w:ilvl="5">
+      <w:start w:val="1"/>
+      <w:numFmt w:val="decimal"/>
+      <w:lvlJc w:val="left"/>
+    </w:lvl>
+    <w:lvl w:ilvl="6">
+      <w:start w:val="1"/>
+      <w:numFmt w:val="decimal"/>
+      <w:lvlJc w:val="left"/>
+    </w:lvl>
+    <w:lvl w:ilvl="7">
+      <w:start w:val="1"/>
+      <w:numFmt w:val="decimal"/>
+      <w:lvlJc w:val="left"/>
+    </w:lvl>
+    <w:lvl w:ilvl="8">
+      <w:start w:val="1"/>
+      <w:numFmt w:val="decimal"/>
+      <w:lvlJc w:val="left"/>
     </w:lvl>
   </w:abstractNum>
-  <w:abstractNum w:abstractNumId="1083201">
-    <w:lvl>
+  <w:abstractNum w:abstractNumId="6">
+    <w:nsid w:val="00108741"/>
+    <w:multiLevelType w:val="hybridMultilevel"/>
+    <w:tmpl w:val="00000000"/>
+    <w:lvl w:ilvl="0">
+      <w:start w:val="0"/>
       <w:numFmt w:val="bullet"/>
-      <w:suff w:val="tab"/>
       <w:lvlText w:val="•"/>
-      <w:rPr>
-        <w:color w:val="3370ff"/>
-      </w:rPr>
+      <w:lvlJc w:val="left"/>
+      <w:rPr>
+        <w:color w:val="3370FF"/>
+      </w:rPr>
+    </w:lvl>
+    <w:lvl w:ilvl="1">
+      <w:start w:val="1"/>
+      <w:numFmt w:val="decimal"/>
+      <w:lvlJc w:val="left"/>
+    </w:lvl>
+    <w:lvl w:ilvl="2">
+      <w:start w:val="1"/>
+      <w:numFmt w:val="decimal"/>
+      <w:lvlJc w:val="left"/>
+    </w:lvl>
+    <w:lvl w:ilvl="3">
+      <w:start w:val="1"/>
+      <w:numFmt w:val="decimal"/>
+      <w:lvlJc w:val="left"/>
+    </w:lvl>
+    <w:lvl w:ilvl="4">
+      <w:start w:val="1"/>
+      <w:numFmt w:val="decimal"/>
+      <w:lvlJc w:val="left"/>
+    </w:lvl>
+    <w:lvl w:ilvl="5">
+      <w:start w:val="1"/>
+      <w:numFmt w:val="decimal"/>
+      <w:lvlJc w:val="left"/>
+    </w:lvl>
+    <w:lvl w:ilvl="6">
+      <w:start w:val="1"/>
+      <w:numFmt w:val="decimal"/>
+      <w:lvlJc w:val="left"/>
+    </w:lvl>
+    <w:lvl w:ilvl="7">
+      <w:start w:val="1"/>
+      <w:numFmt w:val="decimal"/>
+      <w:lvlJc w:val="left"/>
+    </w:lvl>
+    <w:lvl w:ilvl="8">
+      <w:start w:val="1"/>
+      <w:numFmt w:val="decimal"/>
+      <w:lvlJc w:val="left"/>
     </w:lvl>
   </w:abstractNum>
-  <w:abstractNum w:abstractNumId="1083202">
-    <w:lvl>
+  <w:abstractNum w:abstractNumId="7">
+    <w:nsid w:val="00108742"/>
+    <w:multiLevelType w:val="hybridMultilevel"/>
+    <w:tmpl w:val="00000000"/>
+    <w:lvl w:ilvl="0">
+      <w:start w:val="0"/>
       <w:numFmt w:val="bullet"/>
-      <w:suff w:val="tab"/>
       <w:lvlText w:val="•"/>
-      <w:rPr>
-        <w:color w:val="3370ff"/>
-      </w:rPr>
+      <w:lvlJc w:val="left"/>
+      <w:rPr>
+        <w:color w:val="3370FF"/>
+      </w:rPr>
+    </w:lvl>
+    <w:lvl w:ilvl="1">
+      <w:start w:val="1"/>
+      <w:numFmt w:val="decimal"/>
+      <w:lvlJc w:val="left"/>
+    </w:lvl>
+    <w:lvl w:ilvl="2">
+      <w:start w:val="1"/>
+      <w:numFmt w:val="decimal"/>
+      <w:lvlJc w:val="left"/>
+    </w:lvl>
+    <w:lvl w:ilvl="3">
+      <w:start w:val="1"/>
+      <w:numFmt w:val="decimal"/>
+      <w:lvlJc w:val="left"/>
+    </w:lvl>
+    <w:lvl w:ilvl="4">
+      <w:start w:val="1"/>
+      <w:numFmt w:val="decimal"/>
+      <w:lvlJc w:val="left"/>
+    </w:lvl>
+    <w:lvl w:ilvl="5">
+      <w:start w:val="1"/>
+      <w:numFmt w:val="decimal"/>
+      <w:lvlJc w:val="left"/>
+    </w:lvl>
+    <w:lvl w:ilvl="6">
+      <w:start w:val="1"/>
+      <w:numFmt w:val="decimal"/>
+      <w:lvlJc w:val="left"/>
+    </w:lvl>
+    <w:lvl w:ilvl="7">
+      <w:start w:val="1"/>
+      <w:numFmt w:val="decimal"/>
+      <w:lvlJc w:val="left"/>
+    </w:lvl>
+    <w:lvl w:ilvl="8">
+      <w:start w:val="1"/>
+      <w:numFmt w:val="decimal"/>
+      <w:lvlJc w:val="left"/>
     </w:lvl>
   </w:abstractNum>
-  <w:abstractNum w:abstractNumId="1083203">
-    <w:lvl>
+  <w:abstractNum w:abstractNumId="8">
+    <w:nsid w:val="00108743"/>
+    <w:multiLevelType w:val="hybridMultilevel"/>
+    <w:tmpl w:val="00000000"/>
+    <w:lvl w:ilvl="0">
+      <w:start w:val="0"/>
       <w:numFmt w:val="bullet"/>
-      <w:suff w:val="tab"/>
       <w:lvlText w:val="•"/>
-      <w:rPr>
-        <w:color w:val="3370ff"/>
-      </w:rPr>
+      <w:lvlJc w:val="left"/>
+      <w:rPr>
+        <w:color w:val="3370FF"/>
+      </w:rPr>
+    </w:lvl>
+    <w:lvl w:ilvl="1">
+      <w:start w:val="1"/>
+      <w:numFmt w:val="decimal"/>
+      <w:lvlJc w:val="left"/>
+    </w:lvl>
+    <w:lvl w:ilvl="2">
+      <w:start w:val="1"/>
+      <w:numFmt w:val="decimal"/>
+      <w:lvlJc w:val="left"/>
+    </w:lvl>
+    <w:lvl w:ilvl="3">
+      <w:start w:val="1"/>
+      <w:numFmt w:val="decimal"/>
+      <w:lvlJc w:val="left"/>
+    </w:lvl>
+    <w:lvl w:ilvl="4">
+      <w:start w:val="1"/>
+      <w:numFmt w:val="decimal"/>
+      <w:lvlJc w:val="left"/>
+    </w:lvl>
+    <w:lvl w:ilvl="5">
+      <w:start w:val="1"/>
+      <w:numFmt w:val="decimal"/>
+      <w:lvlJc w:val="left"/>
+    </w:lvl>
+    <w:lvl w:ilvl="6">
+      <w:start w:val="1"/>
+      <w:numFmt w:val="decimal"/>
+      <w:lvlJc w:val="left"/>
+    </w:lvl>
+    <w:lvl w:ilvl="7">
+      <w:start w:val="1"/>
+      <w:numFmt w:val="decimal"/>
+      <w:lvlJc w:val="left"/>
+    </w:lvl>
+    <w:lvl w:ilvl="8">
+      <w:start w:val="1"/>
+      <w:numFmt w:val="decimal"/>
+      <w:lvlJc w:val="left"/>
     </w:lvl>
   </w:abstractNum>
-  <w:abstractNum w:abstractNumId="1083204">
-    <w:lvl>
+  <w:abstractNum w:abstractNumId="9">
+    <w:nsid w:val="00108744"/>
+    <w:multiLevelType w:val="hybridMultilevel"/>
+    <w:tmpl w:val="00000000"/>
+    <w:lvl w:ilvl="0">
+      <w:start w:val="0"/>
       <w:numFmt w:val="bullet"/>
-      <w:suff w:val="tab"/>
       <w:lvlText w:val="•"/>
-      <w:rPr>
-        <w:color w:val="3370ff"/>
-      </w:rPr>
+      <w:lvlJc w:val="left"/>
+      <w:rPr>
+        <w:color w:val="3370FF"/>
+      </w:rPr>
+    </w:lvl>
+    <w:lvl w:ilvl="1">
+      <w:start w:val="1"/>
+      <w:numFmt w:val="decimal"/>
+      <w:lvlJc w:val="left"/>
+    </w:lvl>
+    <w:lvl w:ilvl="2">
+      <w:start w:val="1"/>
+      <w:numFmt w:val="decimal"/>
+      <w:lvlJc w:val="left"/>
+    </w:lvl>
+    <w:lvl w:ilvl="3">
+      <w:start w:val="1"/>
+      <w:numFmt w:val="decimal"/>
+      <w:lvlJc w:val="left"/>
+    </w:lvl>
+    <w:lvl w:ilvl="4">
+      <w:start w:val="1"/>
+      <w:numFmt w:val="decimal"/>
+      <w:lvlJc w:val="left"/>
+    </w:lvl>
+    <w:lvl w:ilvl="5">
+      <w:start w:val="1"/>
+      <w:numFmt w:val="decimal"/>
+      <w:lvlJc w:val="left"/>
+    </w:lvl>
+    <w:lvl w:ilvl="6">
+      <w:start w:val="1"/>
+      <w:numFmt w:val="decimal"/>
+      <w:lvlJc w:val="left"/>
+    </w:lvl>
+    <w:lvl w:ilvl="7">
+      <w:start w:val="1"/>
+      <w:numFmt w:val="decimal"/>
+      <w:lvlJc w:val="left"/>
+    </w:lvl>
+    <w:lvl w:ilvl="8">
+      <w:start w:val="1"/>
+      <w:numFmt w:val="decimal"/>
+      <w:lvlJc w:val="left"/>
     </w:lvl>
   </w:abstractNum>
-  <w:abstractNum w:abstractNumId="1083205">
-    <w:lvl>
+  <w:abstractNum w:abstractNumId="10">
+    <w:nsid w:val="00108745"/>
+    <w:multiLevelType w:val="hybridMultilevel"/>
+    <w:tmpl w:val="00000000"/>
+    <w:lvl w:ilvl="0">
+      <w:start w:val="0"/>
       <w:numFmt w:val="bullet"/>
-      <w:suff w:val="tab"/>
       <w:lvlText w:val="•"/>
-      <w:rPr>
-        <w:color w:val="3370ff"/>
-      </w:rPr>
+      <w:lvlJc w:val="left"/>
+      <w:rPr>
+        <w:color w:val="3370FF"/>
+      </w:rPr>
+    </w:lvl>
+    <w:lvl w:ilvl="1">
+      <w:start w:val="1"/>
+      <w:numFmt w:val="decimal"/>
+      <w:lvlJc w:val="left"/>
+    </w:lvl>
+    <w:lvl w:ilvl="2">
+      <w:start w:val="1"/>
+      <w:numFmt w:val="decimal"/>
+      <w:lvlJc w:val="left"/>
+    </w:lvl>
+    <w:lvl w:ilvl="3">
+      <w:start w:val="1"/>
+      <w:numFmt w:val="decimal"/>
+      <w:lvlJc w:val="left"/>
+    </w:lvl>
+    <w:lvl w:ilvl="4">
+      <w:start w:val="1"/>
+      <w:numFmt w:val="decimal"/>
+      <w:lvlJc w:val="left"/>
+    </w:lvl>
+    <w:lvl w:ilvl="5">
+      <w:start w:val="1"/>
+      <w:numFmt w:val="decimal"/>
+      <w:lvlJc w:val="left"/>
+    </w:lvl>
+    <w:lvl w:ilvl="6">
+      <w:start w:val="1"/>
+      <w:numFmt w:val="decimal"/>
+      <w:lvlJc w:val="left"/>
+    </w:lvl>
+    <w:lvl w:ilvl="7">
+      <w:start w:val="1"/>
+      <w:numFmt w:val="decimal"/>
+      <w:lvlJc w:val="left"/>
+    </w:lvl>
+    <w:lvl w:ilvl="8">
+      <w:start w:val="1"/>
+      <w:numFmt w:val="decimal"/>
+      <w:lvlJc w:val="left"/>
     </w:lvl>
   </w:abstractNum>
-  <w:abstractNum w:abstractNumId="1083206">
-    <w:lvl>
+  <w:abstractNum w:abstractNumId="11">
+    <w:nsid w:val="00108746"/>
+    <w:multiLevelType w:val="hybridMultilevel"/>
+    <w:tmpl w:val="00000000"/>
+    <w:lvl w:ilvl="0">
+      <w:start w:val="0"/>
       <w:numFmt w:val="bullet"/>
-      <w:suff w:val="tab"/>
       <w:lvlText w:val="•"/>
-      <w:rPr>
-        <w:color w:val="3370ff"/>
-      </w:rPr>
+      <w:lvlJc w:val="left"/>
+      <w:rPr>
+        <w:color w:val="3370FF"/>
+      </w:rPr>
+    </w:lvl>
+    <w:lvl w:ilvl="1">
+      <w:start w:val="1"/>
+      <w:numFmt w:val="decimal"/>
+      <w:lvlJc w:val="left"/>
+    </w:lvl>
+    <w:lvl w:ilvl="2">
+      <w:start w:val="1"/>
+      <w:numFmt w:val="decimal"/>
+      <w:lvlJc w:val="left"/>
+    </w:lvl>
+    <w:lvl w:ilvl="3">
+      <w:start w:val="1"/>
+      <w:numFmt w:val="decimal"/>
+      <w:lvlJc w:val="left"/>
+    </w:lvl>
+    <w:lvl w:ilvl="4">
+      <w:start w:val="1"/>
+      <w:numFmt w:val="decimal"/>
+      <w:lvlJc w:val="left"/>
+    </w:lvl>
+    <w:lvl w:ilvl="5">
+      <w:start w:val="1"/>
+      <w:numFmt w:val="decimal"/>
+      <w:lvlJc w:val="left"/>
+    </w:lvl>
+    <w:lvl w:ilvl="6">
+      <w:start w:val="1"/>
+      <w:numFmt w:val="decimal"/>
+      <w:lvlJc w:val="left"/>
+    </w:lvl>
+    <w:lvl w:ilvl="7">
+      <w:start w:val="1"/>
+      <w:numFmt w:val="decimal"/>
+      <w:lvlJc w:val="left"/>
+    </w:lvl>
+    <w:lvl w:ilvl="8">
+      <w:start w:val="1"/>
+      <w:numFmt w:val="decimal"/>
+      <w:lvlJc w:val="left"/>
     </w:lvl>
   </w:abstractNum>
-  <w:abstractNum w:abstractNumId="1083207">
-    <w:lvl>
+  <w:abstractNum w:abstractNumId="12">
+    <w:nsid w:val="00108747"/>
+    <w:multiLevelType w:val="hybridMultilevel"/>
+    <w:tmpl w:val="00000000"/>
+    <w:lvl w:ilvl="0">
+      <w:start w:val="0"/>
       <w:numFmt w:val="bullet"/>
-      <w:suff w:val="tab"/>
       <w:lvlText w:val="•"/>
-      <w:rPr>
-        <w:color w:val="3370ff"/>
-      </w:rPr>
+      <w:lvlJc w:val="left"/>
+      <w:rPr>
+        <w:color w:val="3370FF"/>
+      </w:rPr>
+    </w:lvl>
+    <w:lvl w:ilvl="1">
+      <w:start w:val="1"/>
+      <w:numFmt w:val="decimal"/>
+      <w:lvlJc w:val="left"/>
+    </w:lvl>
+    <w:lvl w:ilvl="2">
+      <w:start w:val="1"/>
+      <w:numFmt w:val="decimal"/>
+      <w:lvlJc w:val="left"/>
+    </w:lvl>
+    <w:lvl w:ilvl="3">
+      <w:start w:val="1"/>
+      <w:numFmt w:val="decimal"/>
+      <w:lvlJc w:val="left"/>
+    </w:lvl>
+    <w:lvl w:ilvl="4">
+      <w:start w:val="1"/>
+      <w:numFmt w:val="decimal"/>
+      <w:lvlJc w:val="left"/>
+    </w:lvl>
+    <w:lvl w:ilvl="5">
+      <w:start w:val="1"/>
+      <w:numFmt w:val="decimal"/>
+      <w:lvlJc w:val="left"/>
+    </w:lvl>
+    <w:lvl w:ilvl="6">
+      <w:start w:val="1"/>
+      <w:numFmt w:val="decimal"/>
+      <w:lvlJc w:val="left"/>
+    </w:lvl>
+    <w:lvl w:ilvl="7">
+      <w:start w:val="1"/>
+      <w:numFmt w:val="decimal"/>
+      <w:lvlJc w:val="left"/>
+    </w:lvl>
+    <w:lvl w:ilvl="8">
+      <w:start w:val="1"/>
+      <w:numFmt w:val="decimal"/>
+      <w:lvlJc w:val="left"/>
     </w:lvl>
   </w:abstractNum>
-  <w:abstractNum w:abstractNumId="1083208">
-    <w:lvl>
+  <w:abstractNum w:abstractNumId="13">
+    <w:nsid w:val="00108748"/>
+    <w:multiLevelType w:val="hybridMultilevel"/>
+    <w:tmpl w:val="00000000"/>
+    <w:lvl w:ilvl="0">
+      <w:start w:val="0"/>
       <w:numFmt w:val="bullet"/>
-      <w:suff w:val="tab"/>
       <w:lvlText w:val="•"/>
-      <w:rPr>
-        <w:color w:val="3370ff"/>
-      </w:rPr>
+      <w:lvlJc w:val="left"/>
+      <w:rPr>
+        <w:color w:val="3370FF"/>
+      </w:rPr>
+    </w:lvl>
+    <w:lvl w:ilvl="1">
+      <w:start w:val="1"/>
+      <w:numFmt w:val="decimal"/>
+      <w:lvlJc w:val="left"/>
+    </w:lvl>
+    <w:lvl w:ilvl="2">
+      <w:start w:val="1"/>
+      <w:numFmt w:val="decimal"/>
+      <w:lvlJc w:val="left"/>
+    </w:lvl>
+    <w:lvl w:ilvl="3">
+      <w:start w:val="1"/>
+      <w:numFmt w:val="decimal"/>
+      <w:lvlJc w:val="left"/>
+    </w:lvl>
+    <w:lvl w:ilvl="4">
+      <w:start w:val="1"/>
+      <w:numFmt w:val="decimal"/>
+      <w:lvlJc w:val="left"/>
+    </w:lvl>
+    <w:lvl w:ilvl="5">
+      <w:start w:val="1"/>
+      <w:numFmt w:val="decimal"/>
+      <w:lvlJc w:val="left"/>
+    </w:lvl>
+    <w:lvl w:ilvl="6">
+      <w:start w:val="1"/>
+      <w:numFmt w:val="decimal"/>
+      <w:lvlJc w:val="left"/>
+    </w:lvl>
+    <w:lvl w:ilvl="7">
+      <w:start w:val="1"/>
+      <w:numFmt w:val="decimal"/>
+      <w:lvlJc w:val="left"/>
+    </w:lvl>
+    <w:lvl w:ilvl="8">
+      <w:start w:val="1"/>
+      <w:numFmt w:val="decimal"/>
+      <w:lvlJc w:val="left"/>
     </w:lvl>
   </w:abstractNum>
-  <w:abstractNum w:abstractNumId="1083209">
-    <w:lvl>
+  <w:abstractNum w:abstractNumId="14">
+    <w:nsid w:val="00108749"/>
+    <w:multiLevelType w:val="hybridMultilevel"/>
+    <w:tmpl w:val="00000000"/>
+    <w:lvl w:ilvl="0">
+      <w:start w:val="0"/>
       <w:numFmt w:val="bullet"/>
-      <w:suff w:val="tab"/>
       <w:lvlText w:val="•"/>
-      <w:rPr>
-        <w:color w:val="3370ff"/>
-      </w:rPr>
+      <w:lvlJc w:val="left"/>
+      <w:rPr>
+        <w:color w:val="3370FF"/>
+      </w:rPr>
+    </w:lvl>
+    <w:lvl w:ilvl="1">
+      <w:start w:val="1"/>
+      <w:numFmt w:val="decimal"/>
+      <w:lvlJc w:val="left"/>
+    </w:lvl>
+    <w:lvl w:ilvl="2">
+      <w:start w:val="1"/>
+      <w:numFmt w:val="decimal"/>
+      <w:lvlJc w:val="left"/>
+    </w:lvl>
+    <w:lvl w:ilvl="3">
+      <w:start w:val="1"/>
+      <w:numFmt w:val="decimal"/>
+      <w:lvlJc w:val="left"/>
+    </w:lvl>
+    <w:lvl w:ilvl="4">
+      <w:start w:val="1"/>
+      <w:numFmt w:val="decimal"/>
+      <w:lvlJc w:val="left"/>
+    </w:lvl>
+    <w:lvl w:ilvl="5">
+      <w:start w:val="1"/>
+      <w:numFmt w:val="decimal"/>
+      <w:lvlJc w:val="left"/>
+    </w:lvl>
+    <w:lvl w:ilvl="6">
+      <w:start w:val="1"/>
+      <w:numFmt w:val="decimal"/>
+      <w:lvlJc w:val="left"/>
+    </w:lvl>
+    <w:lvl w:ilvl="7">
+      <w:start w:val="1"/>
+      <w:numFmt w:val="decimal"/>
+      <w:lvlJc w:val="left"/>
+    </w:lvl>
+    <w:lvl w:ilvl="8">
+      <w:start w:val="1"/>
+      <w:numFmt w:val="decimal"/>
+      <w:lvlJc w:val="left"/>
     </w:lvl>
   </w:abstractNum>
-  <w:abstractNum w:abstractNumId="1083210">
-    <w:lvl>
+  <w:abstractNum w:abstractNumId="15">
+    <w:nsid w:val="0010874A"/>
+    <w:multiLevelType w:val="hybridMultilevel"/>
+    <w:tmpl w:val="00000000"/>
+    <w:lvl w:ilvl="0">
+      <w:start w:val="0"/>
       <w:numFmt w:val="bullet"/>
-      <w:suff w:val="tab"/>
       <w:lvlText w:val="•"/>
-      <w:rPr>
-        <w:color w:val="3370ff"/>
-      </w:rPr>
+      <w:lvlJc w:val="left"/>
+      <w:rPr>
+        <w:color w:val="3370FF"/>
+      </w:rPr>
+    </w:lvl>
+    <w:lvl w:ilvl="1">
+      <w:start w:val="1"/>
+      <w:numFmt w:val="decimal"/>
+      <w:lvlJc w:val="left"/>
+    </w:lvl>
+    <w:lvl w:ilvl="2">
+      <w:start w:val="1"/>
+      <w:numFmt w:val="decimal"/>
+      <w:lvlJc w:val="left"/>
+    </w:lvl>
+    <w:lvl w:ilvl="3">
+      <w:start w:val="1"/>
+      <w:numFmt w:val="decimal"/>
+      <w:lvlJc w:val="left"/>
+    </w:lvl>
+    <w:lvl w:ilvl="4">
+      <w:start w:val="1"/>
+      <w:numFmt w:val="decimal"/>
+      <w:lvlJc w:val="left"/>
+    </w:lvl>
+    <w:lvl w:ilvl="5">
+      <w:start w:val="1"/>
+      <w:numFmt w:val="decimal"/>
+      <w:lvlJc w:val="left"/>
+    </w:lvl>
+    <w:lvl w:ilvl="6">
+      <w:start w:val="1"/>
+      <w:numFmt w:val="decimal"/>
+      <w:lvlJc w:val="left"/>
+    </w:lvl>
+    <w:lvl w:ilvl="7">
+      <w:start w:val="1"/>
+      <w:numFmt w:val="decimal"/>
+      <w:lvlJc w:val="left"/>
+    </w:lvl>
+    <w:lvl w:ilvl="8">
+      <w:start w:val="1"/>
+      <w:numFmt w:val="decimal"/>
+      <w:lvlJc w:val="left"/>
     </w:lvl>
   </w:abstractNum>
-  <w:abstractNum w:abstractNumId="1083211">
-    <w:lvl>
+  <w:abstractNum w:abstractNumId="16">
+    <w:nsid w:val="0010874B"/>
+    <w:multiLevelType w:val="hybridMultilevel"/>
+    <w:tmpl w:val="00000000"/>
+    <w:lvl w:ilvl="0">
+      <w:start w:val="0"/>
       <w:numFmt w:val="bullet"/>
-      <w:suff w:val="tab"/>
       <w:lvlText w:val="•"/>
-      <w:rPr>
-        <w:color w:val="3370ff"/>
-      </w:rPr>
+      <w:lvlJc w:val="left"/>
+      <w:rPr>
+        <w:color w:val="3370FF"/>
+      </w:rPr>
+    </w:lvl>
+    <w:lvl w:ilvl="1">
+      <w:start w:val="1"/>
+      <w:numFmt w:val="decimal"/>
+      <w:lvlJc w:val="left"/>
+    </w:lvl>
+    <w:lvl w:ilvl="2">
+      <w:start w:val="1"/>
+      <w:numFmt w:val="decimal"/>
+      <w:lvlJc w:val="left"/>
+    </w:lvl>
+    <w:lvl w:ilvl="3">
+      <w:start w:val="1"/>
+      <w:numFmt w:val="decimal"/>
+      <w:lvlJc w:val="left"/>
+    </w:lvl>
+    <w:lvl w:ilvl="4">
+      <w:start w:val="1"/>
+      <w:numFmt w:val="decimal"/>
+      <w:lvlJc w:val="left"/>
+    </w:lvl>
+    <w:lvl w:ilvl="5">
+      <w:start w:val="1"/>
+      <w:numFmt w:val="decimal"/>
+      <w:lvlJc w:val="left"/>
+    </w:lvl>
+    <w:lvl w:ilvl="6">
+      <w:start w:val="1"/>
+      <w:numFmt w:val="decimal"/>
+      <w:lvlJc w:val="left"/>
+    </w:lvl>
+    <w:lvl w:ilvl="7">
+      <w:start w:val="1"/>
+      <w:numFmt w:val="decimal"/>
+      <w:lvlJc w:val="left"/>
+    </w:lvl>
+    <w:lvl w:ilvl="8">
+      <w:start w:val="1"/>
+      <w:numFmt w:val="decimal"/>
+      <w:lvlJc w:val="left"/>
     </w:lvl>
   </w:abstractNum>
-  <w:abstractNum w:abstractNumId="1083212">
-    <w:lvl>
+  <w:abstractNum w:abstractNumId="17">
+    <w:nsid w:val="0010874C"/>
+    <w:multiLevelType w:val="hybridMultilevel"/>
+    <w:tmpl w:val="00000000"/>
+    <w:lvl w:ilvl="0">
+      <w:start w:val="0"/>
       <w:numFmt w:val="bullet"/>
-      <w:suff w:val="tab"/>
       <w:lvlText w:val="•"/>
-      <w:rPr>
-        <w:color w:val="3370ff"/>
-      </w:rPr>
+      <w:lvlJc w:val="left"/>
+      <w:rPr>
+        <w:color w:val="3370FF"/>
+      </w:rPr>
+    </w:lvl>
+    <w:lvl w:ilvl="1">
+      <w:start w:val="1"/>
+      <w:numFmt w:val="decimal"/>
+      <w:lvlJc w:val="left"/>
+    </w:lvl>
+    <w:lvl w:ilvl="2">
+      <w:start w:val="1"/>
+      <w:numFmt w:val="decimal"/>
+      <w:lvlJc w:val="left"/>
+    </w:lvl>
+    <w:lvl w:ilvl="3">
+      <w:start w:val="1"/>
+      <w:numFmt w:val="decimal"/>
+      <w:lvlJc w:val="left"/>
+    </w:lvl>
+    <w:lvl w:ilvl="4">
+      <w:start w:val="1"/>
+      <w:numFmt w:val="decimal"/>
+      <w:lvlJc w:val="left"/>
+    </w:lvl>
+    <w:lvl w:ilvl="5">
+      <w:start w:val="1"/>
+      <w:numFmt w:val="decimal"/>
+      <w:lvlJc w:val="left"/>
+    </w:lvl>
+    <w:lvl w:ilvl="6">
+      <w:start w:val="1"/>
+      <w:numFmt w:val="decimal"/>
+      <w:lvlJc w:val="left"/>
+    </w:lvl>
+    <w:lvl w:ilvl="7">
+      <w:start w:val="1"/>
+      <w:numFmt w:val="decimal"/>
+      <w:lvlJc w:val="left"/>
+    </w:lvl>
+    <w:lvl w:ilvl="8">
+      <w:start w:val="1"/>
+      <w:numFmt w:val="decimal"/>
+      <w:lvlJc w:val="left"/>
     </w:lvl>
   </w:abstractNum>
-  <w:abstractNum w:abstractNumId="1083213">
-    <w:lvl>
+  <w:abstractNum w:abstractNumId="18">
+    <w:nsid w:val="0010874D"/>
+    <w:multiLevelType w:val="hybridMultilevel"/>
+    <w:tmpl w:val="00000000"/>
+    <w:lvl w:ilvl="0">
+      <w:start w:val="0"/>
       <w:numFmt w:val="bullet"/>
-      <w:suff w:val="tab"/>
       <w:lvlText w:val="•"/>
-      <w:rPr>
-        <w:color w:val="3370ff"/>
-      </w:rPr>
+      <w:lvlJc w:val="left"/>
+      <w:rPr>
+        <w:color w:val="3370FF"/>
+      </w:rPr>
+    </w:lvl>
+    <w:lvl w:ilvl="1">
+      <w:start w:val="1"/>
+      <w:numFmt w:val="decimal"/>
+      <w:lvlJc w:val="left"/>
+    </w:lvl>
+    <w:lvl w:ilvl="2">
+      <w:start w:val="1"/>
+      <w:numFmt w:val="decimal"/>
+      <w:lvlJc w:val="left"/>
+    </w:lvl>
+    <w:lvl w:ilvl="3">
+      <w:start w:val="1"/>
+      <w:numFmt w:val="decimal"/>
+      <w:lvlJc w:val="left"/>
+    </w:lvl>
+    <w:lvl w:ilvl="4">
+      <w:start w:val="1"/>
+      <w:numFmt w:val="decimal"/>
+      <w:lvlJc w:val="left"/>
+    </w:lvl>
+    <w:lvl w:ilvl="5">
+      <w:start w:val="1"/>
+      <w:numFmt w:val="decimal"/>
+      <w:lvlJc w:val="left"/>
+    </w:lvl>
+    <w:lvl w:ilvl="6">
+      <w:start w:val="1"/>
+      <w:numFmt w:val="decimal"/>
+      <w:lvlJc w:val="left"/>
+    </w:lvl>
+    <w:lvl w:ilvl="7">
+      <w:start w:val="1"/>
+      <w:numFmt w:val="decimal"/>
+      <w:lvlJc w:val="left"/>
+    </w:lvl>
+    <w:lvl w:ilvl="8">
+      <w:start w:val="1"/>
+      <w:numFmt w:val="decimal"/>
+      <w:lvlJc w:val="left"/>
     </w:lvl>
   </w:abstractNum>
-  <w:abstractNum w:abstractNumId="1083214">
-    <w:lvl>
+  <w:abstractNum w:abstractNumId="19">
+    <w:nsid w:val="0010874E"/>
+    <w:multiLevelType w:val="hybridMultilevel"/>
+    <w:tmpl w:val="00000000"/>
+    <w:lvl w:ilvl="0">
+      <w:start w:val="0"/>
       <w:numFmt w:val="bullet"/>
-      <w:suff w:val="tab"/>
       <w:lvlText w:val="•"/>
-      <w:rPr>
-        <w:color w:val="3370ff"/>
-      </w:rPr>
+      <w:lvlJc w:val="left"/>
+      <w:rPr>
+        <w:color w:val="3370FF"/>
+      </w:rPr>
+    </w:lvl>
+    <w:lvl w:ilvl="1">
+      <w:start w:val="1"/>
+      <w:numFmt w:val="decimal"/>
+      <w:lvlJc w:val="left"/>
+    </w:lvl>
+    <w:lvl w:ilvl="2">
+      <w:start w:val="1"/>
+      <w:numFmt w:val="decimal"/>
+      <w:lvlJc w:val="left"/>
+    </w:lvl>
+    <w:lvl w:ilvl="3">
+      <w:start w:val="1"/>
+      <w:numFmt w:val="decimal"/>
+      <w:lvlJc w:val="left"/>
+    </w:lvl>
+    <w:lvl w:ilvl="4">
+      <w:start w:val="1"/>
+      <w:numFmt w:val="decimal"/>
+      <w:lvlJc w:val="left"/>
+    </w:lvl>
+    <w:lvl w:ilvl="5">
+      <w:start w:val="1"/>
+      <w:numFmt w:val="decimal"/>
+      <w:lvlJc w:val="left"/>
+    </w:lvl>
+    <w:lvl w:ilvl="6">
+      <w:start w:val="1"/>
+      <w:numFmt w:val="decimal"/>
+      <w:lvlJc w:val="left"/>
+    </w:lvl>
+    <w:lvl w:ilvl="7">
+      <w:start w:val="1"/>
+      <w:numFmt w:val="decimal"/>
+      <w:lvlJc w:val="left"/>
+    </w:lvl>
+    <w:lvl w:ilvl="8">
+      <w:start w:val="1"/>
+      <w:numFmt w:val="decimal"/>
+      <w:lvlJc w:val="left"/>
     </w:lvl>
   </w:abstractNum>
-  <w:abstractNum w:abstractNumId="1083215">
-    <w:lvl>
+  <w:abstractNum w:abstractNumId="20">
+    <w:nsid w:val="0010874F"/>
+    <w:multiLevelType w:val="hybridMultilevel"/>
+    <w:tmpl w:val="00000000"/>
+    <w:lvl w:ilvl="0">
+      <w:start w:val="0"/>
       <w:numFmt w:val="bullet"/>
-      <w:suff w:val="tab"/>
       <w:lvlText w:val="•"/>
-      <w:rPr>
-        <w:color w:val="3370ff"/>
-      </w:rPr>
+      <w:lvlJc w:val="left"/>
+      <w:rPr>
+        <w:color w:val="3370FF"/>
+      </w:rPr>
+    </w:lvl>
+    <w:lvl w:ilvl="1">
+      <w:start w:val="1"/>
+      <w:numFmt w:val="decimal"/>
+      <w:lvlJc w:val="left"/>
+    </w:lvl>
+    <w:lvl w:ilvl="2">
+      <w:start w:val="1"/>
+      <w:numFmt w:val="decimal"/>
+      <w:lvlJc w:val="left"/>
+    </w:lvl>
+    <w:lvl w:ilvl="3">
+      <w:start w:val="1"/>
+      <w:numFmt w:val="decimal"/>
+      <w:lvlJc w:val="left"/>
+    </w:lvl>
+    <w:lvl w:ilvl="4">
+      <w:start w:val="1"/>
+      <w:numFmt w:val="decimal"/>
+      <w:lvlJc w:val="left"/>
+    </w:lvl>
+    <w:lvl w:ilvl="5">
+      <w:start w:val="1"/>
+      <w:numFmt w:val="decimal"/>
+      <w:lvlJc w:val="left"/>
+    </w:lvl>
+    <w:lvl w:ilvl="6">
+      <w:start w:val="1"/>
+      <w:numFmt w:val="decimal"/>
+      <w:lvlJc w:val="left"/>
+    </w:lvl>
+    <w:lvl w:ilvl="7">
+      <w:start w:val="1"/>
+      <w:numFmt w:val="decimal"/>
+      <w:lvlJc w:val="left"/>
+    </w:lvl>
+    <w:lvl w:ilvl="8">
+      <w:start w:val="1"/>
+      <w:numFmt w:val="decimal"/>
+      <w:lvlJc w:val="left"/>
     </w:lvl>
   </w:abstractNum>
-  <w:abstractNum w:abstractNumId="1083216">
-    <w:lvl>
+  <w:abstractNum w:abstractNumId="21">
+    <w:nsid w:val="00108750"/>
+    <w:multiLevelType w:val="hybridMultilevel"/>
+    <w:tmpl w:val="00000000"/>
+    <w:lvl w:ilvl="0">
+      <w:start w:val="0"/>
       <w:numFmt w:val="bullet"/>
-      <w:suff w:val="tab"/>
       <w:lvlText w:val="•"/>
-      <w:rPr>
-        <w:color w:val="3370ff"/>
-      </w:rPr>
+      <w:lvlJc w:val="left"/>
+      <w:rPr>
+        <w:color w:val="3370FF"/>
+      </w:rPr>
+    </w:lvl>
+    <w:lvl w:ilvl="1">
+      <w:start w:val="1"/>
+      <w:numFmt w:val="decimal"/>
+      <w:lvlJc w:val="left"/>
+    </w:lvl>
+    <w:lvl w:ilvl="2">
+      <w:start w:val="1"/>
+      <w:numFmt w:val="decimal"/>
+      <w:lvlJc w:val="left"/>
+    </w:lvl>
+    <w:lvl w:ilvl="3">
+      <w:start w:val="1"/>
+      <w:numFmt w:val="decimal"/>
+      <w:lvlJc w:val="left"/>
+    </w:lvl>
+    <w:lvl w:ilvl="4">
+      <w:start w:val="1"/>
+      <w:numFmt w:val="decimal"/>
+      <w:lvlJc w:val="left"/>
+    </w:lvl>
+    <w:lvl w:ilvl="5">
+      <w:start w:val="1"/>
+      <w:numFmt w:val="decimal"/>
+      <w:lvlJc w:val="left"/>
+    </w:lvl>
+    <w:lvl w:ilvl="6">
+      <w:start w:val="1"/>
+      <w:numFmt w:val="decimal"/>
+      <w:lvlJc w:val="left"/>
+    </w:lvl>
+    <w:lvl w:ilvl="7">
+      <w:start w:val="1"/>
+      <w:numFmt w:val="decimal"/>
+      <w:lvlJc w:val="left"/>
+    </w:lvl>
+    <w:lvl w:ilvl="8">
+      <w:start w:val="1"/>
+      <w:numFmt w:val="decimal"/>
+      <w:lvlJc w:val="left"/>
     </w:lvl>
   </w:abstractNum>
-  <w:abstractNum w:abstractNumId="1083217">
-    <w:lvl>
+  <w:abstractNum w:abstractNumId="22">
+    <w:nsid w:val="00108751"/>
+    <w:multiLevelType w:val="hybridMultilevel"/>
+    <w:tmpl w:val="00000000"/>
+    <w:lvl w:ilvl="0">
+      <w:start w:val="0"/>
       <w:numFmt w:val="bullet"/>
-      <w:suff w:val="tab"/>
       <w:lvlText w:val="•"/>
-      <w:rPr>
-        <w:color w:val="3370ff"/>
-      </w:rPr>
+      <w:lvlJc w:val="left"/>
+      <w:rPr>
+        <w:color w:val="3370FF"/>
+      </w:rPr>
+    </w:lvl>
+    <w:lvl w:ilvl="1">
+      <w:start w:val="1"/>
+      <w:numFmt w:val="decimal"/>
+      <w:lvlJc w:val="left"/>
+    </w:lvl>
+    <w:lvl w:ilvl="2">
+      <w:start w:val="1"/>
+      <w:numFmt w:val="decimal"/>
+      <w:lvlJc w:val="left"/>
+    </w:lvl>
+    <w:lvl w:ilvl="3">
+      <w:start w:val="1"/>
+      <w:numFmt w:val="decimal"/>
+      <w:lvlJc w:val="left"/>
+    </w:lvl>
+    <w:lvl w:ilvl="4">
+      <w:start w:val="1"/>
+      <w:numFmt w:val="decimal"/>
+      <w:lvlJc w:val="left"/>
+    </w:lvl>
+    <w:lvl w:ilvl="5">
+      <w:start w:val="1"/>
+      <w:numFmt w:val="decimal"/>
+      <w:lvlJc w:val="left"/>
+    </w:lvl>
+    <w:lvl w:ilvl="6">
+      <w:start w:val="1"/>
+      <w:numFmt w:val="decimal"/>
+      <w:lvlJc w:val="left"/>
+    </w:lvl>
+    <w:lvl w:ilvl="7">
+      <w:start w:val="1"/>
+      <w:numFmt w:val="decimal"/>
+      <w:lvlJc w:val="left"/>
+    </w:lvl>
+    <w:lvl w:ilvl="8">
+      <w:start w:val="1"/>
+      <w:numFmt w:val="decimal"/>
+      <w:lvlJc w:val="left"/>
     </w:lvl>
   </w:abstractNum>
-  <w:abstractNum w:abstractNumId="1083218">
-    <w:lvl>
+  <w:abstractNum w:abstractNumId="23">
+    <w:nsid w:val="00108752"/>
+    <w:multiLevelType w:val="hybridMultilevel"/>
+    <w:tmpl w:val="00000000"/>
+    <w:lvl w:ilvl="0">
+      <w:start w:val="0"/>
       <w:numFmt w:val="bullet"/>
-      <w:suff w:val="tab"/>
       <w:lvlText w:val="•"/>
-      <w:rPr>
-        <w:color w:val="3370ff"/>
-      </w:rPr>
+      <w:lvlJc w:val="left"/>
+      <w:rPr>
+        <w:color w:val="3370FF"/>
+      </w:rPr>
+    </w:lvl>
+    <w:lvl w:ilvl="1">
+      <w:start w:val="1"/>
+      <w:numFmt w:val="decimal"/>
+      <w:lvlJc w:val="left"/>
+    </w:lvl>
+    <w:lvl w:ilvl="2">
+      <w:start w:val="1"/>
+      <w:numFmt w:val="decimal"/>
+      <w:lvlJc w:val="left"/>
+    </w:lvl>
+    <w:lvl w:ilvl="3">
+      <w:start w:val="1"/>
+      <w:numFmt w:val="decimal"/>
+      <w:lvlJc w:val="left"/>
+    </w:lvl>
+    <w:lvl w:ilvl="4">
+      <w:start w:val="1"/>
+      <w:numFmt w:val="decimal"/>
+      <w:lvlJc w:val="left"/>
+    </w:lvl>
+    <w:lvl w:ilvl="5">
+      <w:start w:val="1"/>
+      <w:numFmt w:val="decimal"/>
+      <w:lvlJc w:val="left"/>
+    </w:lvl>
+    <w:lvl w:ilvl="6">
+      <w:start w:val="1"/>
+      <w:numFmt w:val="decimal"/>
+      <w:lvlJc w:val="left"/>
+    </w:lvl>
+    <w:lvl w:ilvl="7">
+      <w:start w:val="1"/>
+      <w:numFmt w:val="decimal"/>
+      <w:lvlJc w:val="left"/>
+    </w:lvl>
+    <w:lvl w:ilvl="8">
+      <w:start w:val="1"/>
+      <w:numFmt w:val="decimal"/>
+      <w:lvlJc w:val="left"/>
     </w:lvl>
   </w:abstractNum>
-  <w:abstractNum w:abstractNumId="1083219">
-    <w:lvl>
+  <w:abstractNum w:abstractNumId="24">
+    <w:nsid w:val="00108753"/>
+    <w:multiLevelType w:val="hybridMultilevel"/>
+    <w:tmpl w:val="00000000"/>
+    <w:lvl w:ilvl="0">
+      <w:start w:val="0"/>
       <w:numFmt w:val="bullet"/>
-      <w:suff w:val="tab"/>
       <w:lvlText w:val="•"/>
-      <w:rPr>
-        <w:color w:val="3370ff"/>
-      </w:rPr>
+      <w:lvlJc w:val="left"/>
+      <w:rPr>
+        <w:color w:val="3370FF"/>
+      </w:rPr>
+    </w:lvl>
+    <w:lvl w:ilvl="1">
+      <w:start w:val="1"/>
+      <w:numFmt w:val="decimal"/>
+      <w:lvlJc w:val="left"/>
+    </w:lvl>
+    <w:lvl w:ilvl="2">
+      <w:start w:val="1"/>
+      <w:numFmt w:val="decimal"/>
+      <w:lvlJc w:val="left"/>
+    </w:lvl>
+    <w:lvl w:ilvl="3">
+      <w:start w:val="1"/>
+      <w:numFmt w:val="decimal"/>
+      <w:lvlJc w:val="left"/>
+    </w:lvl>
+    <w:lvl w:ilvl="4">
+      <w:start w:val="1"/>
+      <w:numFmt w:val="decimal"/>
+      <w:lvlJc w:val="left"/>
+    </w:lvl>
+    <w:lvl w:ilvl="5">
+      <w:start w:val="1"/>
+      <w:numFmt w:val="decimal"/>
+      <w:lvlJc w:val="left"/>
+    </w:lvl>
+    <w:lvl w:ilvl="6">
+      <w:start w:val="1"/>
+      <w:numFmt w:val="decimal"/>
+      <w:lvlJc w:val="left"/>
+    </w:lvl>
+    <w:lvl w:ilvl="7">
+      <w:start w:val="1"/>
+      <w:numFmt w:val="decimal"/>
+      <w:lvlJc w:val="left"/>
+    </w:lvl>
+    <w:lvl w:ilvl="8">
+      <w:start w:val="1"/>
+      <w:numFmt w:val="decimal"/>
+      <w:lvlJc w:val="left"/>
     </w:lvl>
   </w:abstractNum>
-  <w:abstractNum w:abstractNumId="1083220">
-    <w:lvl>
+  <w:abstractNum w:abstractNumId="25">
+    <w:nsid w:val="00108754"/>
+    <w:multiLevelType w:val="hybridMultilevel"/>
+    <w:tmpl w:val="00000000"/>
+    <w:lvl w:ilvl="0">
+      <w:start w:val="0"/>
       <w:numFmt w:val="bullet"/>
-      <w:suff w:val="tab"/>
       <w:lvlText w:val="•"/>
-      <w:rPr>
-        <w:color w:val="3370ff"/>
-      </w:rPr>
+      <w:lvlJc w:val="left"/>
+      <w:rPr>
+        <w:color w:val="3370FF"/>
+      </w:rPr>
+    </w:lvl>
+    <w:lvl w:ilvl="1">
+      <w:start w:val="1"/>
+      <w:numFmt w:val="decimal"/>
+      <w:lvlJc w:val="left"/>
+    </w:lvl>
+    <w:lvl w:ilvl="2">
+      <w:start w:val="1"/>
+      <w:numFmt w:val="decimal"/>
+      <w:lvlJc w:val="left"/>
+    </w:lvl>
+    <w:lvl w:ilvl="3">
+      <w:start w:val="1"/>
+      <w:numFmt w:val="decimal"/>
+      <w:lvlJc w:val="left"/>
+    </w:lvl>
+    <w:lvl w:ilvl="4">
+      <w:start w:val="1"/>
+      <w:numFmt w:val="decimal"/>
+      <w:lvlJc w:val="left"/>
+    </w:lvl>
+    <w:lvl w:ilvl="5">
+      <w:start w:val="1"/>
+      <w:numFmt w:val="decimal"/>
+      <w:lvlJc w:val="left"/>
+    </w:lvl>
+    <w:lvl w:ilvl="6">
+      <w:start w:val="1"/>
+      <w:numFmt w:val="decimal"/>
+      <w:lvlJc w:val="left"/>
+    </w:lvl>
+    <w:lvl w:ilvl="7">
+      <w:start w:val="1"/>
+      <w:numFmt w:val="decimal"/>
+      <w:lvlJc w:val="left"/>
+    </w:lvl>
+    <w:lvl w:ilvl="8">
+      <w:start w:val="1"/>
+      <w:numFmt w:val="decimal"/>
+      <w:lvlJc w:val="left"/>
     </w:lvl>
   </w:abstractNum>
-  <w:abstractNum w:abstractNumId="1083221">
-    <w:lvl>
+  <w:abstractNum w:abstractNumId="26">
+    <w:nsid w:val="00108755"/>
+    <w:multiLevelType w:val="hybridMultilevel"/>
+    <w:tmpl w:val="00000000"/>
+    <w:lvl w:ilvl="0">
+      <w:start w:val="0"/>
       <w:numFmt w:val="bullet"/>
-      <w:suff w:val="tab"/>
       <w:lvlText w:val="•"/>
-      <w:rPr>
-        <w:color w:val="3370ff"/>
-      </w:rPr>
+      <w:lvlJc w:val="left"/>
+      <w:rPr>
+        <w:color w:val="3370FF"/>
+      </w:rPr>
+    </w:lvl>
+    <w:lvl w:ilvl="1">
+      <w:start w:val="1"/>
+      <w:numFmt w:val="decimal"/>
+      <w:lvlJc w:val="left"/>
+    </w:lvl>
+    <w:lvl w:ilvl="2">
+      <w:start w:val="1"/>
+      <w:numFmt w:val="decimal"/>
+      <w:lvlJc w:val="left"/>
+    </w:lvl>
+    <w:lvl w:ilvl="3">
+      <w:start w:val="1"/>
+      <w:numFmt w:val="decimal"/>
+      <w:lvlJc w:val="left"/>
+    </w:lvl>
+    <w:lvl w:ilvl="4">
+      <w:start w:val="1"/>
+      <w:numFmt w:val="decimal"/>
+      <w:lvlJc w:val="left"/>
+    </w:lvl>
+    <w:lvl w:ilvl="5">
+      <w:start w:val="1"/>
+      <w:numFmt w:val="decimal"/>
+      <w:lvlJc w:val="left"/>
+    </w:lvl>
+    <w:lvl w:ilvl="6">
+      <w:start w:val="1"/>
+      <w:numFmt w:val="decimal"/>
+      <w:lvlJc w:val="left"/>
+    </w:lvl>
+    <w:lvl w:ilvl="7">
+      <w:start w:val="1"/>
+      <w:numFmt w:val="decimal"/>
+      <w:lvlJc w:val="left"/>
+    </w:lvl>
+    <w:lvl w:ilvl="8">
+      <w:start w:val="1"/>
+      <w:numFmt w:val="decimal"/>
+      <w:lvlJc w:val="left"/>
     </w:lvl>
   </w:abstractNum>
-  <w:abstractNum w:abstractNumId="1083222">
-    <w:lvl>
+  <w:abstractNum w:abstractNumId="27">
+    <w:nsid w:val="00108756"/>
+    <w:multiLevelType w:val="hybridMultilevel"/>
+    <w:tmpl w:val="00000000"/>
+    <w:lvl w:ilvl="0">
+      <w:start w:val="0"/>
       <w:numFmt w:val="bullet"/>
-      <w:suff w:val="tab"/>
       <w:lvlText w:val="•"/>
-      <w:rPr>
-        <w:color w:val="3370ff"/>
-      </w:rPr>
+      <w:lvlJc w:val="left"/>
+      <w:rPr>
+        <w:color w:val="3370FF"/>
+      </w:rPr>
+    </w:lvl>
+    <w:lvl w:ilvl="1">
+      <w:start w:val="1"/>
+      <w:numFmt w:val="decimal"/>
+      <w:lvlJc w:val="left"/>
+    </w:lvl>
+    <w:lvl w:ilvl="2">
+      <w:start w:val="1"/>
+      <w:numFmt w:val="decimal"/>
+      <w:lvlJc w:val="left"/>
+    </w:lvl>
+    <w:lvl w:ilvl="3">
+      <w:start w:val="1"/>
+      <w:numFmt w:val="decimal"/>
+      <w:lvlJc w:val="left"/>
+    </w:lvl>
+    <w:lvl w:ilvl="4">
+      <w:start w:val="1"/>
+      <w:numFmt w:val="decimal"/>
+      <w:lvlJc w:val="left"/>
+    </w:lvl>
+    <w:lvl w:ilvl="5">
+      <w:start w:val="1"/>
+      <w:numFmt w:val="decimal"/>
+      <w:lvlJc w:val="left"/>
+    </w:lvl>
+    <w:lvl w:ilvl="6">
+      <w:start w:val="1"/>
+      <w:numFmt w:val="decimal"/>
+      <w:lvlJc w:val="left"/>
+    </w:lvl>
+    <w:lvl w:ilvl="7">
+      <w:start w:val="1"/>
+      <w:numFmt w:val="decimal"/>
+      <w:lvlJc w:val="left"/>
+    </w:lvl>
+    <w:lvl w:ilvl="8">
+      <w:start w:val="1"/>
+      <w:numFmt w:val="decimal"/>
+      <w:lvlJc w:val="left"/>
     </w:lvl>
   </w:abstractNum>
-  <w:abstractNum w:abstractNumId="1083223">
-    <w:lvl>
+  <w:abstractNum w:abstractNumId="28">
+    <w:nsid w:val="00108757"/>
+    <w:multiLevelType w:val="hybridMultilevel"/>
+    <w:tmpl w:val="00000000"/>
+    <w:lvl w:ilvl="0">
+      <w:start w:val="0"/>
       <w:numFmt w:val="bullet"/>
-      <w:suff w:val="tab"/>
       <w:lvlText w:val="•"/>
-      <w:rPr>
-        <w:color w:val="3370ff"/>
-      </w:rPr>
+      <w:lvlJc w:val="left"/>
+      <w:rPr>
+        <w:color w:val="3370FF"/>
+      </w:rPr>
+    </w:lvl>
+    <w:lvl w:ilvl="1">
+      <w:start w:val="1"/>
+      <w:numFmt w:val="decimal"/>
+      <w:lvlJc w:val="left"/>
+    </w:lvl>
+    <w:lvl w:ilvl="2">
+      <w:start w:val="1"/>
+      <w:numFmt w:val="decimal"/>
+      <w:lvlJc w:val="left"/>
+    </w:lvl>
+    <w:lvl w:ilvl="3">
+      <w:start w:val="1"/>
+      <w:numFmt w:val="decimal"/>
+      <w:lvlJc w:val="left"/>
+    </w:lvl>
+    <w:lvl w:ilvl="4">
+      <w:start w:val="1"/>
+      <w:numFmt w:val="decimal"/>
+      <w:lvlJc w:val="left"/>
+    </w:lvl>
+    <w:lvl w:ilvl="5">
+      <w:start w:val="1"/>
+      <w:numFmt w:val="decimal"/>
+      <w:lvlJc w:val="left"/>
+    </w:lvl>
+    <w:lvl w:ilvl="6">
+      <w:start w:val="1"/>
+      <w:numFmt w:val="decimal"/>
+      <w:lvlJc w:val="left"/>
+    </w:lvl>
+    <w:lvl w:ilvl="7">
+      <w:start w:val="1"/>
+      <w:numFmt w:val="decimal"/>
+      <w:lvlJc w:val="left"/>
+    </w:lvl>
+    <w:lvl w:ilvl="8">
+      <w:start w:val="1"/>
+      <w:numFmt w:val="decimal"/>
+      <w:lvlJc w:val="left"/>
     </w:lvl>
   </w:abstractNum>
-  <w:abstractNum w:abstractNumId="1083224">
-    <w:lvl>
+  <w:abstractNum w:abstractNumId="29">
+    <w:nsid w:val="00108758"/>
+    <w:multiLevelType w:val="hybridMultilevel"/>
+    <w:tmpl w:val="00000000"/>
+    <w:lvl w:ilvl="0">
+      <w:start w:val="0"/>
       <w:numFmt w:val="bullet"/>
-      <w:suff w:val="tab"/>
       <w:lvlText w:val="•"/>
-      <w:rPr>
-        <w:color w:val="3370ff"/>
-      </w:rPr>
+      <w:lvlJc w:val="left"/>
+      <w:rPr>
+        <w:color w:val="3370FF"/>
+      </w:rPr>
+    </w:lvl>
+    <w:lvl w:ilvl="1">
+      <w:start w:val="1"/>
+      <w:numFmt w:val="decimal"/>
+      <w:lvlJc w:val="left"/>
+    </w:lvl>
+    <w:lvl w:ilvl="2">
+      <w:start w:val="1"/>
+      <w:numFmt w:val="decimal"/>
+      <w:lvlJc w:val="left"/>
+    </w:lvl>
+    <w:lvl w:ilvl="3">
+      <w:start w:val="1"/>
+      <w:numFmt w:val="decimal"/>
+      <w:lvlJc w:val="left"/>
+    </w:lvl>
+    <w:lvl w:ilvl="4">
+      <w:start w:val="1"/>
+      <w:numFmt w:val="decimal"/>
+      <w:lvlJc w:val="left"/>
+    </w:lvl>
+    <w:lvl w:ilvl="5">
+      <w:start w:val="1"/>
+      <w:numFmt w:val="decimal"/>
+      <w:lvlJc w:val="left"/>
+    </w:lvl>
+    <w:lvl w:ilvl="6">
+      <w:start w:val="1"/>
+      <w:numFmt w:val="decimal"/>
+      <w:lvlJc w:val="left"/>
+    </w:lvl>
+    <w:lvl w:ilvl="7">
+      <w:start w:val="1"/>
+      <w:numFmt w:val="decimal"/>
+      <w:lvlJc w:val="left"/>
+    </w:lvl>
+    <w:lvl w:ilvl="8">
+      <w:start w:val="1"/>
+      <w:numFmt w:val="decimal"/>
+      <w:lvlJc w:val="left"/>
     </w:lvl>
   </w:abstractNum>
-  <w:abstractNum w:abstractNumId="1083225">
-    <w:lvl>
+  <w:abstractNum w:abstractNumId="30">
+    <w:nsid w:val="00108759"/>
+    <w:multiLevelType w:val="hybridMultilevel"/>
+    <w:tmpl w:val="00000000"/>
+    <w:lvl w:ilvl="0">
+      <w:start w:val="0"/>
       <w:numFmt w:val="bullet"/>
-      <w:suff w:val="tab"/>
       <w:lvlText w:val="•"/>
-      <w:rPr>
-        <w:color w:val="3370ff"/>
-      </w:rPr>
+      <w:lvlJc w:val="left"/>
+      <w:rPr>
+        <w:color w:val="3370FF"/>
+      </w:rPr>
+    </w:lvl>
+    <w:lvl w:ilvl="1">
+      <w:start w:val="1"/>
+      <w:numFmt w:val="decimal"/>
+      <w:lvlJc w:val="left"/>
+    </w:lvl>
+    <w:lvl w:ilvl="2">
+      <w:start w:val="1"/>
+      <w:numFmt w:val="decimal"/>
+      <w:lvlJc w:val="left"/>
+    </w:lvl>
+    <w:lvl w:ilvl="3">
+      <w:start w:val="1"/>
+      <w:numFmt w:val="decimal"/>
+      <w:lvlJc w:val="left"/>
+    </w:lvl>
+    <w:lvl w:ilvl="4">
+      <w:start w:val="1"/>
+      <w:numFmt w:val="decimal"/>
+      <w:lvlJc w:val="left"/>
+    </w:lvl>
+    <w:lvl w:ilvl="5">
+      <w:start w:val="1"/>
+      <w:numFmt w:val="decimal"/>
+      <w:lvlJc w:val="left"/>
+    </w:lvl>
+    <w:lvl w:ilvl="6">
+      <w:start w:val="1"/>
+      <w:numFmt w:val="decimal"/>
+      <w:lvlJc w:val="left"/>
+    </w:lvl>
+    <w:lvl w:ilvl="7">
+      <w:start w:val="1"/>
+      <w:numFmt w:val="decimal"/>
+      <w:lvlJc w:val="left"/>
+    </w:lvl>
+    <w:lvl w:ilvl="8">
+      <w:start w:val="1"/>
+      <w:numFmt w:val="decimal"/>
+      <w:lvlJc w:val="left"/>
     </w:lvl>
   </w:abstractNum>
-  <w:abstractNum w:abstractNumId="1083226">
-    <w:lvl>
+  <w:abstractNum w:abstractNumId="31">
+    <w:nsid w:val="0010875A"/>
+    <w:multiLevelType w:val="hybridMultilevel"/>
+    <w:tmpl w:val="00000000"/>
+    <w:lvl w:ilvl="0">
+      <w:start w:val="0"/>
       <w:numFmt w:val="bullet"/>
-      <w:suff w:val="tab"/>
       <w:lvlText w:val="•"/>
-      <w:rPr>
-        <w:color w:val="3370ff"/>
-      </w:rPr>
+      <w:lvlJc w:val="left"/>
+      <w:rPr>
+        <w:color w:val="3370FF"/>
+      </w:rPr>
+    </w:lvl>
+    <w:lvl w:ilvl="1">
+      <w:start w:val="1"/>
+      <w:numFmt w:val="decimal"/>
+      <w:lvlJc w:val="left"/>
+    </w:lvl>
+    <w:lvl w:ilvl="2">
+      <w:start w:val="1"/>
+      <w:numFmt w:val="decimal"/>
+      <w:lvlJc w:val="left"/>
+    </w:lvl>
+    <w:lvl w:ilvl="3">
+      <w:start w:val="1"/>
+      <w:numFmt w:val="decimal"/>
+      <w:lvlJc w:val="left"/>
+    </w:lvl>
+    <w:lvl w:ilvl="4">
+      <w:start w:val="1"/>
+      <w:numFmt w:val="decimal"/>
+      <w:lvlJc w:val="left"/>
+    </w:lvl>
+    <w:lvl w:ilvl="5">
+      <w:start w:val="1"/>
+      <w:numFmt w:val="decimal"/>
+      <w:lvlJc w:val="left"/>
+    </w:lvl>
+    <w:lvl w:ilvl="6">
+      <w:start w:val="1"/>
+      <w:numFmt w:val="decimal"/>
+      <w:lvlJc w:val="left"/>
+    </w:lvl>
+    <w:lvl w:ilvl="7">
+      <w:start w:val="1"/>
+      <w:numFmt w:val="decimal"/>
+      <w:lvlJc w:val="left"/>
+    </w:lvl>
+    <w:lvl w:ilvl="8">
+      <w:start w:val="1"/>
+      <w:numFmt w:val="decimal"/>
+      <w:lvlJc w:val="left"/>
     </w:lvl>
   </w:abstractNum>
-  <w:abstractNum w:abstractNumId="1083227">
-    <w:lvl>
+  <w:abstractNum w:abstractNumId="32">
+    <w:nsid w:val="0010875B"/>
+    <w:multiLevelType w:val="hybridMultilevel"/>
+    <w:tmpl w:val="00000000"/>
+    <w:lvl w:ilvl="0">
+      <w:start w:val="0"/>
       <w:numFmt w:val="bullet"/>
-      <w:suff w:val="tab"/>
       <w:lvlText w:val="•"/>
-      <w:rPr>
-        <w:color w:val="3370ff"/>
-      </w:rPr>
+      <w:lvlJc w:val="left"/>
+      <w:rPr>
+        <w:color w:val="3370FF"/>
+      </w:rPr>
+    </w:lvl>
+    <w:lvl w:ilvl="1">
+      <w:start w:val="1"/>
+      <w:numFmt w:val="decimal"/>
+      <w:lvlJc w:val="left"/>
+    </w:lvl>
+    <w:lvl w:ilvl="2">
+      <w:start w:val="1"/>
+      <w:numFmt w:val="decimal"/>
+      <w:lvlJc w:val="left"/>
+    </w:lvl>
+    <w:lvl w:ilvl="3">
+      <w:start w:val="1"/>
+      <w:numFmt w:val="decimal"/>
+      <w:lvlJc w:val="left"/>
+    </w:lvl>
+    <w:lvl w:ilvl="4">
+      <w:start w:val="1"/>
+      <w:numFmt w:val="decimal"/>
+      <w:lvlJc w:val="left"/>
+    </w:lvl>
+    <w:lvl w:ilvl="5">
+      <w:start w:val="1"/>
+      <w:numFmt w:val="decimal"/>
+      <w:lvlJc w:val="left"/>
+    </w:lvl>
+    <w:lvl w:ilvl="6">
+      <w:start w:val="1"/>
+      <w:numFmt w:val="decimal"/>
+      <w:lvlJc w:val="left"/>
+    </w:lvl>
+    <w:lvl w:ilvl="7">
+      <w:start w:val="1"/>
+      <w:numFmt w:val="decimal"/>
+      <w:lvlJc w:val="left"/>
+    </w:lvl>
+    <w:lvl w:ilvl="8">
+      <w:start w:val="1"/>
+      <w:numFmt w:val="decimal"/>
+      <w:lvlJc w:val="left"/>
     </w:lvl>
   </w:abstractNum>
-  <w:abstractNum w:abstractNumId="1083228">
-    <w:lvl>
+  <w:abstractNum w:abstractNumId="33">
+    <w:nsid w:val="0010875C"/>
+    <w:multiLevelType w:val="hybridMultilevel"/>
+    <w:tmpl w:val="00000000"/>
+    <w:lvl w:ilvl="0">
+      <w:start w:val="0"/>
       <w:numFmt w:val="bullet"/>
-      <w:suff w:val="tab"/>
       <w:lvlText w:val="•"/>
-      <w:rPr>
-        <w:color w:val="3370ff"/>
-      </w:rPr>
+      <w:lvlJc w:val="left"/>
+      <w:rPr>
+        <w:color w:val="3370FF"/>
+      </w:rPr>
+    </w:lvl>
+    <w:lvl w:ilvl="1">
+      <w:start w:val="1"/>
+      <w:numFmt w:val="decimal"/>
+      <w:lvlJc w:val="left"/>
+    </w:lvl>
+    <w:lvl w:ilvl="2">
+      <w:start w:val="1"/>
+      <w:numFmt w:val="decimal"/>
+      <w:lvlJc w:val="left"/>
+    </w:lvl>
+    <w:lvl w:ilvl="3">
+      <w:start w:val="1"/>
+      <w:numFmt w:val="decimal"/>
+      <w:lvlJc w:val="left"/>
+    </w:lvl>
+    <w:lvl w:ilvl="4">
+      <w:start w:val="1"/>
+      <w:numFmt w:val="decimal"/>
+      <w:lvlJc w:val="left"/>
+    </w:lvl>
+    <w:lvl w:ilvl="5">
+      <w:start w:val="1"/>
+      <w:numFmt w:val="decimal"/>
+      <w:lvlJc w:val="left"/>
+    </w:lvl>
+    <w:lvl w:ilvl="6">
+      <w:start w:val="1"/>
+      <w:numFmt w:val="decimal"/>
+      <w:lvlJc w:val="left"/>
+    </w:lvl>
+    <w:lvl w:ilvl="7">
+      <w:start w:val="1"/>
+      <w:numFmt w:val="decimal"/>
+      <w:lvlJc w:val="left"/>
+    </w:lvl>
+    <w:lvl w:ilvl="8">
+      <w:start w:val="1"/>
+      <w:numFmt w:val="decimal"/>
+      <w:lvlJc w:val="left"/>
     </w:lvl>
   </w:abstractNum>
-  <w:abstractNum w:abstractNumId="1083229">
-    <w:lvl>
+  <w:abstractNum w:abstractNumId="34">
+    <w:nsid w:val="0010875D"/>
+    <w:multiLevelType w:val="hybridMultilevel"/>
+    <w:tmpl w:val="00000000"/>
+    <w:lvl w:ilvl="0">
+      <w:start w:val="0"/>
       <w:numFmt w:val="bullet"/>
-      <w:suff w:val="tab"/>
       <w:lvlText w:val="•"/>
-      <w:rPr>
-        <w:color w:val="3370ff"/>
-      </w:rPr>
+      <w:lvlJc w:val="left"/>
+      <w:rPr>
+        <w:color w:val="3370FF"/>
+      </w:rPr>
+    </w:lvl>
+    <w:lvl w:ilvl="1">
+      <w:start w:val="1"/>
+      <w:numFmt w:val="decimal"/>
+      <w:lvlJc w:val="left"/>
+    </w:lvl>
+    <w:lvl w:ilvl="2">
+      <w:start w:val="1"/>
+      <w:numFmt w:val="decimal"/>
+      <w:lvlJc w:val="left"/>
+    </w:lvl>
+    <w:lvl w:ilvl="3">
+      <w:start w:val="1"/>
+      <w:numFmt w:val="decimal"/>
+      <w:lvlJc w:val="left"/>
+    </w:lvl>
+    <w:lvl w:ilvl="4">
+      <w:start w:val="1"/>
+      <w:numFmt w:val="decimal"/>
+      <w:lvlJc w:val="left"/>
+    </w:lvl>
+    <w:lvl w:ilvl="5">
+      <w:start w:val="1"/>
+      <w:numFmt w:val="decimal"/>
+      <w:lvlJc w:val="left"/>
+    </w:lvl>
+    <w:lvl w:ilvl="6">
+      <w:start w:val="1"/>
+      <w:numFmt w:val="decimal"/>
+      <w:lvlJc w:val="left"/>
+    </w:lvl>
+    <w:lvl w:ilvl="7">
+      <w:start w:val="1"/>
+      <w:numFmt w:val="decimal"/>
+      <w:lvlJc w:val="left"/>
+    </w:lvl>
+    <w:lvl w:ilvl="8">
+      <w:start w:val="1"/>
+      <w:numFmt w:val="decimal"/>
+      <w:lvlJc w:val="left"/>
     </w:lvl>
   </w:abstractNum>
-  <w:abstractNum w:abstractNumId="1083230">
-    <w:lvl>
+  <w:abstractNum w:abstractNumId="35">
+    <w:nsid w:val="0010875E"/>
+    <w:multiLevelType w:val="hybridMultilevel"/>
+    <w:tmpl w:val="00000000"/>
+    <w:lvl w:ilvl="0">
+      <w:start w:val="0"/>
       <w:numFmt w:val="bullet"/>
-      <w:suff w:val="tab"/>
       <w:lvlText w:val="•"/>
-      <w:rPr>
-        <w:color w:val="3370ff"/>
-      </w:rPr>
+      <w:lvlJc w:val="left"/>
+      <w:rPr>
+        <w:color w:val="3370FF"/>
+      </w:rPr>
+    </w:lvl>
+    <w:lvl w:ilvl="1">
+      <w:start w:val="1"/>
+      <w:numFmt w:val="decimal"/>
+      <w:lvlJc w:val="left"/>
+    </w:lvl>
+    <w:lvl w:ilvl="2">
+      <w:start w:val="1"/>
+      <w:numFmt w:val="decimal"/>
+      <w:lvlJc w:val="left"/>
+    </w:lvl>
+    <w:lvl w:ilvl="3">
+      <w:start w:val="1"/>
+      <w:numFmt w:val="decimal"/>
+      <w:lvlJc w:val="left"/>
+    </w:lvl>
+    <w:lvl w:ilvl="4">
+      <w:start w:val="1"/>
+      <w:numFmt w:val="decimal"/>
+      <w:lvlJc w:val="left"/>
+    </w:lvl>
+    <w:lvl w:ilvl="5">
+      <w:start w:val="1"/>
+      <w:numFmt w:val="decimal"/>
+      <w:lvlJc w:val="left"/>
+    </w:lvl>
+    <w:lvl w:ilvl="6">
+      <w:start w:val="1"/>
+      <w:numFmt w:val="decimal"/>
+      <w:lvlJc w:val="left"/>
+    </w:lvl>
+    <w:lvl w:ilvl="7">
+      <w:start w:val="1"/>
+      <w:numFmt w:val="decimal"/>
+      <w:lvlJc w:val="left"/>
+    </w:lvl>
+    <w:lvl w:ilvl="8">
+      <w:start w:val="1"/>
+      <w:numFmt w:val="decimal"/>
+      <w:lvlJc w:val="left"/>
     </w:lvl>
   </w:abstractNum>
-  <w:abstractNum w:abstractNumId="1083231">
-    <w:lvl>
+  <w:abstractNum w:abstractNumId="36">
+    <w:nsid w:val="0010875F"/>
+    <w:multiLevelType w:val="hybridMultilevel"/>
+    <w:tmpl w:val="00000000"/>
+    <w:lvl w:ilvl="0">
+      <w:start w:val="0"/>
       <w:numFmt w:val="bullet"/>
-      <w:suff w:val="tab"/>
       <w:lvlText w:val="•"/>
-      <w:rPr>
-        <w:color w:val="3370ff"/>
-      </w:rPr>
+      <w:lvlJc w:val="left"/>
+      <w:rPr>
+        <w:color w:val="3370FF"/>
+      </w:rPr>
+    </w:lvl>
+    <w:lvl w:ilvl="1">
+      <w:start w:val="1"/>
+      <w:numFmt w:val="decimal"/>
+      <w:lvlJc w:val="left"/>
+    </w:lvl>
+    <w:lvl w:ilvl="2">
+      <w:start w:val="1"/>
+      <w:numFmt w:val="decimal"/>
+      <w:lvlJc w:val="left"/>
+    </w:lvl>
+    <w:lvl w:ilvl="3">
+      <w:start w:val="1"/>
+      <w:numFmt w:val="decimal"/>
+      <w:lvlJc w:val="left"/>
+    </w:lvl>
+    <w:lvl w:ilvl="4">
+      <w:start w:val="1"/>
+      <w:numFmt w:val="decimal"/>
+      <w:lvlJc w:val="left"/>
+    </w:lvl>
+    <w:lvl w:ilvl="5">
+      <w:start w:val="1"/>
+      <w:numFmt w:val="decimal"/>
+      <w:lvlJc w:val="left"/>
+    </w:lvl>
+    <w:lvl w:ilvl="6">
+      <w:start w:val="1"/>
+      <w:numFmt w:val="decimal"/>
+      <w:lvlJc w:val="left"/>
+    </w:lvl>
+    <w:lvl w:ilvl="7">
+      <w:start w:val="1"/>
+      <w:numFmt w:val="decimal"/>
+      <w:lvlJc w:val="left"/>
+    </w:lvl>
+    <w:lvl w:ilvl="8">
+      <w:start w:val="1"/>
+      <w:numFmt w:val="decimal"/>
+      <w:lvlJc w:val="left"/>
     </w:lvl>
   </w:abstractNum>
-  <w:abstractNum w:abstractNumId="1083232">
-    <w:lvl>
+  <w:abstractNum w:abstractNumId="37">
+    <w:nsid w:val="00108760"/>
+    <w:multiLevelType w:val="hybridMultilevel"/>
+    <w:tmpl w:val="00000000"/>
+    <w:lvl w:ilvl="0">
+      <w:start w:val="0"/>
       <w:numFmt w:val="bullet"/>
-      <w:suff w:val="tab"/>
       <w:lvlText w:val="•"/>
-      <w:rPr>
-        <w:color w:val="3370ff"/>
-      </w:rPr>
+      <w:lvlJc w:val="left"/>
+      <w:rPr>
+        <w:color w:val="3370FF"/>
+      </w:rPr>
+    </w:lvl>
+    <w:lvl w:ilvl="1">
+      <w:start w:val="1"/>
+      <w:numFmt w:val="decimal"/>
+      <w:lvlJc w:val="left"/>
+    </w:lvl>
+    <w:lvl w:ilvl="2">
+      <w:start w:val="1"/>
+      <w:numFmt w:val="decimal"/>
+      <w:lvlJc w:val="left"/>
+    </w:lvl>
+    <w:lvl w:ilvl="3">
+      <w:start w:val="1"/>
+      <w:numFmt w:val="decimal"/>
+      <w:lvlJc w:val="left"/>
+    </w:lvl>
+    <w:lvl w:ilvl="4">
+      <w:start w:val="1"/>
+      <w:numFmt w:val="decimal"/>
+      <w:lvlJc w:val="left"/>
+    </w:lvl>
+    <w:lvl w:ilvl="5">
+      <w:start w:val="1"/>
+      <w:numFmt w:val="decimal"/>
+      <w:lvlJc w:val="left"/>
+    </w:lvl>
+    <w:lvl w:ilvl="6">
+      <w:start w:val="1"/>
+      <w:numFmt w:val="decimal"/>
+      <w:lvlJc w:val="left"/>
+    </w:lvl>
+    <w:lvl w:ilvl="7">
+      <w:start w:val="1"/>
+      <w:numFmt w:val="decimal"/>
+      <w:lvlJc w:val="left"/>
+    </w:lvl>
+    <w:lvl w:ilvl="8">
+      <w:start w:val="1"/>
+      <w:numFmt w:val="decimal"/>
+      <w:lvlJc w:val="left"/>
     </w:lvl>
   </w:abstractNum>
   <w:num w:numId="1">
-    <w:abstractNumId w:val="1083195"/>
+    <w:abstractNumId w:val="0"/>
   </w:num>
   <w:num w:numId="2">
-    <w:abstractNumId w:val="1083196"/>
+    <w:abstractNumId w:val="1"/>
   </w:num>
   <w:num w:numId="3">
-    <w:abstractNumId w:val="1083197"/>
+    <w:abstractNumId w:val="2"/>
   </w:num>
   <w:num w:numId="4">
-    <w:abstractNumId w:val="1083198"/>
+    <w:abstractNumId w:val="3"/>
   </w:num>
   <w:num w:numId="5">
-    <w:abstractNumId w:val="1083199"/>
+    <w:abstractNumId w:val="4"/>
   </w:num>
   <w:num w:numId="6">
-    <w:abstractNumId w:val="1083200"/>
+    <w:abstractNumId w:val="5"/>
   </w:num>
   <w:num w:numId="7">
-    <w:abstractNumId w:val="1083201"/>
+    <w:abstractNumId w:val="6"/>
   </w:num>
   <w:num w:numId="8">
-    <w:abstractNumId w:val="1083202"/>
+    <w:abstractNumId w:val="7"/>
   </w:num>
   <w:num w:numId="9">
-    <w:abstractNumId w:val="1083203"/>
+    <w:abstractNumId w:val="8"/>
   </w:num>
   <w:num w:numId="10">
-    <w:abstractNumId w:val="1083204"/>
+    <w:abstractNumId w:val="9"/>
   </w:num>
   <w:num w:numId="11">
-    <w:abstractNumId w:val="1083205"/>
+    <w:abstractNumId w:val="10"/>
   </w:num>
   <w:num w:numId="12">
-    <w:abstractNumId w:val="1083206"/>
+    <w:abstractNumId w:val="11"/>
   </w:num>
   <w:num w:numId="13">
-    <w:abstractNumId w:val="1083207"/>
+    <w:abstractNumId w:val="12"/>
   </w:num>
   <w:num w:numId="14">
-    <w:abstractNumId w:val="1083208"/>
+    <w:abstractNumId w:val="13"/>
   </w:num>
   <w:num w:numId="15">
-    <w:abstractNumId w:val="1083209"/>
+    <w:abstractNumId w:val="14"/>
   </w:num>
   <w:num w:numId="16">
-    <w:abstractNumId w:val="1083210"/>
+    <w:abstractNumId w:val="15"/>
   </w:num>
   <w:num w:numId="17">
-    <w:abstractNumId w:val="1083211"/>
+    <w:abstractNumId w:val="16"/>
   </w:num>
   <w:num w:numId="18">
-    <w:abstractNumId w:val="1083212"/>
+    <w:abstractNumId w:val="17"/>
   </w:num>
   <w:num w:numId="19">
-    <w:abstractNumId w:val="1083213"/>
+    <w:abstractNumId w:val="18"/>
   </w:num>
   <w:num w:numId="20">
-    <w:abstractNumId w:val="1083214"/>
+    <w:abstractNumId w:val="19"/>
   </w:num>
   <w:num w:numId="21">
-    <w:abstractNumId w:val="1083215"/>
+    <w:abstractNumId w:val="20"/>
   </w:num>
   <w:num w:numId="22">
-    <w:abstractNumId w:val="1083216"/>
+    <w:abstractNumId w:val="21"/>
   </w:num>
   <w:num w:numId="23">
-    <w:abstractNumId w:val="1083217"/>
+    <w:abstractNumId w:val="22"/>
   </w:num>
   <w:num w:numId="24">
-    <w:abstractNumId w:val="1083218"/>
+    <w:abstractNumId w:val="23"/>
   </w:num>
   <w:num w:numId="25">
-    <w:abstractNumId w:val="1083219"/>
+    <w:abstractNumId w:val="24"/>
   </w:num>
   <w:num w:numId="26">
-    <w:abstractNumId w:val="1083220"/>
+    <w:abstractNumId w:val="25"/>
   </w:num>
   <w:num w:numId="27">
-    <w:abstractNumId w:val="1083221"/>
+    <w:abstractNumId w:val="26"/>
   </w:num>
   <w:num w:numId="28">
-    <w:abstractNumId w:val="1083222"/>
+    <w:abstractNumId w:val="27"/>
   </w:num>
   <w:num w:numId="29">
-    <w:abstractNumId w:val="1083223"/>
+    <w:abstractNumId w:val="28"/>
   </w:num>
   <w:num w:numId="30">
-    <w:abstractNumId w:val="1083224"/>
+    <w:abstractNumId w:val="29"/>
   </w:num>
   <w:num w:numId="31">
-    <w:abstractNumId w:val="1083225"/>
+    <w:abstractNumId w:val="30"/>
   </w:num>
   <w:num w:numId="32">
-    <w:abstractNumId w:val="1083226"/>
+    <w:abstractNumId w:val="31"/>
   </w:num>
   <w:num w:numId="33">
-    <w:abstractNumId w:val="1083227"/>
+    <w:abstractNumId w:val="32"/>
   </w:num>
   <w:num w:numId="34">
-    <w:abstractNumId w:val="1083228"/>
+    <w:abstractNumId w:val="33"/>
   </w:num>
   <w:num w:numId="35">
-    <w:abstractNumId w:val="1083229"/>
+    <w:abstractNumId w:val="34"/>
   </w:num>
   <w:num w:numId="36">
-    <w:abstractNumId w:val="1083230"/>
+    <w:abstractNumId w:val="35"/>
   </w:num>
   <w:num w:numId="37">
-    <w:abstractNumId w:val="1083231"/>
+    <w:abstractNumId w:val="36"/>
   </w:num>
   <w:num w:numId="38">
-    <w:abstractNumId w:val="1083232"/>
+    <w:abstractNumId w:val="37"/>
   </w:num>
 </w:numbering>
 </file>
 
 <file path=word/styles.xml><?xml version="1.0" encoding="utf-8"?>
-<w:styles xmlns:w="http://schemas.openxmlformats.org/wordprocessingml/2006/main"/>
+<w:styles xmlns:r="http://schemas.openxmlformats.org/officeDocument/2006/relationships" xmlns:w="http://schemas.openxmlformats.org/wordprocessingml/2006/main">
+  <w:docDefaults>
+    <w:rPrDefault>
+      <w:rPr>
+        <w:rFonts w:asciiTheme="minorHAnsi" w:eastAsiaTheme="minorHAnsi" w:hAnsiTheme="minorHAnsi" w:cstheme="minorBidi"/>
+        <w:sz w:val="22"/>
+        <w:szCs w:val="22"/>
+        <w:lang w:val="ru-RU" w:eastAsia="en-US" w:bidi="ar-SA"/>
+      </w:rPr>
+    </w:rPrDefault>
+    <w:pPrDefault>
+      <w:pPr>
+        <w:spacing w:after="200" w:line="276" w:lineRule="auto"/>
+      </w:pPr>
+    </w:pPrDefault>
+  </w:docDefaults>
+  <w:latentStyles w:defLockedState="0" w:defUIPriority="99" w:defSemiHidden="1" w:defUnhideWhenUsed="1" w:defQFormat="0" w:count="267">
+    <w:lsdException w:name="Normal" w:semiHidden="0" w:uiPriority="0" w:unhideWhenUsed="0" w:qFormat="1"/>
+    <w:lsdException w:name="heading 1" w:semiHidden="0" w:uiPriority="9" w:unhideWhenUsed="0" w:qFormat="1"/>
+    <w:lsdException w:name="heading 2" w:uiPriority="9" w:qFormat="1"/>
+    <w:lsdException w:name="heading 3" w:uiPriority="9" w:qFormat="1"/>
+    <w:lsdException w:name="heading 4" w:uiPriority="9" w:qFormat="1"/>
+    <w:lsdException w:name="heading 5" w:uiPriority="9" w:qFormat="1"/>
+    <w:lsdException w:name="heading 6" w:uiPriority="9" w:qFormat="1"/>
+    <w:lsdException w:name="heading 7" w:uiPriority="9" w:qFormat="1"/>
+    <w:lsdException w:name="heading 8" w:uiPriority="9" w:qFormat="1"/>
+    <w:lsdException w:name="heading 9" w:uiPriority="9" w:qFormat="1"/>
+    <w:lsdException w:name="toc 1" w:uiPriority="39"/>
+    <w:lsdException w:name="toc 2" w:uiPriority="39"/>
+    <w:lsdException w:name="toc 3" w:uiPriority="39"/>
+    <w:lsdException w:name="toc 4" w:uiPriority="39"/>
+    <w:lsdException w:name="toc 5" w:uiPriority="39"/>
+    <w:lsdException w:name="toc 6" w:uiPriority="39"/>
+    <w:lsdException w:name="toc 7" w:uiPriority="39"/>
+    <w:lsdException w:name="toc 8" w:uiPriority="39"/>
+    <w:lsdException w:name="toc 9" w:uiPriority="39"/>
+    <w:lsdException w:name="caption" w:uiPriority="35" w:qFormat="1"/>
+    <w:lsdException w:name="Title" w:semiHidden="0" w:uiPriority="10" w:unhideWhenUsed="0" w:qFormat="1"/>
+    <w:lsdException w:name="Default Paragraph Font" w:uiPriority="1"/>
+    <w:lsdException w:name="Subtitle" w:semiHidden="0" w:uiPriority="11" w:unhideWhenUsed="0" w:qFormat="1"/>
+    <w:lsdException w:name="Strong" w:semiHidden="0" w:uiPriority="22" w:unhideWhenUsed="0" w:qFormat="1"/>
+    <w:lsdException w:name="Emphasis" w:semiHidden="0" w:uiPriority="20" w:unhideWhenUsed="0" w:qFormat="1"/>
+    <w:lsdException w:name="Table Grid" w:semiHidden="0" w:uiPriority="59" w:unhideWhenUsed="0"/>
+    <w:lsdException w:name="Placeholder Text" w:unhideWhenUsed="0"/>
+    <w:lsdException w:name="No Spacing" w:semiHidden="0" w:uiPriority="1" w:unhideWhenUsed="0" w:qFormat="1"/>
+    <w:lsdException w:name="Light Shading" w:semiHidden="0" w:uiPriority="60" w:unhideWhenUsed="0"/>
+    <w:lsdException w:name="Light List" w:semiHidden="0" w:uiPriority="61" w:unhideWhenUsed="0"/>
+    <w:lsdException w:name="Light Grid" w:semiHidden="0" w:uiPriority="62" w:unhideWhenUsed="0"/>
+    <w:lsdException w:name="Medium Shading 1" w:semiHidden="0" w:uiPriority="63" w:unhideWhenUsed="0"/>
+    <w:lsdException w:name="Medium Shading 2" w:semiHidden="0" w:uiPriority="64" w:unhideWhenUsed="0"/>
+    <w:lsdException w:name="Medium List 1" w:semiHidden="0" w:uiPriority="65" w:unhideWhenUsed="0"/>
+    <w:lsdException w:name="Medium List 2" w:semiHidden="0" w:uiPriority="66" w:unhideWhenUsed="0"/>
+    <w:lsdException w:name="Medium Grid 1" w:semiHidden="0" w:uiPriority="67" w:unhideWhenUsed="0"/>
+    <w:lsdException w:name="Medium Grid 2" w:semiHidden="0" w:uiPriority="68" w:unhideWhenUsed="0"/>
+    <w:lsdException w:name="Medium Grid 3" w:semiHidden="0" w:uiPriority="69" w:unhideWhenUsed="0"/>
+    <w:lsdException w:name="Dark List" w:semiHidden="0" w:uiPriority="70" w:unhideWhenUsed="0"/>
+    <w:lsdException w:name="Colorful Shading" w:semiHidden="0" w:uiPriority="71" w:unhideWhenUsed="0"/>
+    <w:lsdException w:name="Colorful List" w:semiHidden="0" w:uiPriority="72" w:unhideWhenUsed="0"/>
+    <w:lsdException w:name="Colorful Grid" w:semiHidden="0" w:uiPriority="73" w:unhideWhenUsed="0"/>
+    <w:lsdException w:name="Light Shading Accent 1" w:semiHidden="0" w:uiPriority="60" w:unhideWhenUsed="0"/>
+    <w:lsdException w:name="Light List Accent 1" w:semiHidden="0" w:uiPriority="61" w:unhideWhenUsed="0"/>
+    <w:lsdException w:name="Light Grid Accent 1" w:semiHidden="0" w:uiPriority="62" w:unhideWhenUsed="0"/>
+    <w:lsdException w:name="Medium Shading 1 Accent 1" w:semiHidden="0" w:uiPriority="63" w:unhideWhenUsed="0"/>
+    <w:lsdException w:name="Medium Shading 2 Accent 1" w:semiHidden="0" w:uiPriority="64" w:unhideWhenUsed="0"/>
+    <w:lsdException w:name="Medium List 1 Accent 1" w:semiHidden="0" w:uiPriority="65" w:unhideWhenUsed="0"/>
+    <w:lsdException w:name="Revision" w:unhideWhenUsed="0"/>
+    <w:lsdException w:name="List Paragraph" w:semiHidden="0" w:uiPriority="34" w:unhideWhenUsed="0" w:qFormat="1"/>
+    <w:lsdException w:name="Quote" w:semiHidden="0" w:uiPriority="29" w:unhideWhenUsed="0" w:qFormat="1"/>
+    <w:lsdException w:name="Intense Quote" w:semiHidden="0" w:uiPriority="30" w:unhideWhenUsed="0" w:qFormat="1"/>
+    <w:lsdException w:name="Medium List 2 Accent 1" w:semiHidden="0" w:uiPriority="66" w:unhideWhenUsed="0"/>
+    <w:lsdException w:name="Medium Grid 1 Accent 1" w:semiHidden="0" w:uiPriority="67" w:unhideWhenUsed="0"/>
+    <w:lsdException w:name="Medium Grid 2 Accent 1" w:semiHidden="0" w:uiPriority="68" w:unhideWhenUsed="0"/>
+    <w:lsdException w:name="Medium Grid 3 Accent 1" w:semiHidden="0" w:uiPriority="69" w:unhideWhenUsed="0"/>
+    <w:lsdException w:name="Dark List Accent 1" w:semiHidden="0" w:uiPriority="70" w:unhideWhenUsed="0"/>
+    <w:lsdException w:name="Colorful Shading Accent 1" w:semiHidden="0" w:uiPriority="71" w:unhideWhenUsed="0"/>
+    <w:lsdException w:name="Colorful List Accent 1" w:semiHidden="0" w:uiPriority="72" w:unhideWhenUsed="0"/>
+    <w:lsdException w:name="Colorful Grid Accent 1" w:semiHidden="0" w:uiPriority="73" w:unhideWhenUsed="0"/>
+    <w:lsdException w:name="Light Shading Accent 2" w:semiHidden="0" w:uiPriority="60" w:unhideWhenUsed="0"/>
+    <w:lsdException w:name="Light List Accent 2" w:semiHidden="0" w:uiPriority="61" w:unhideWhenUsed="0"/>
+    <w:lsdException w:name="Light Grid Accent 2" w:semiHidden="0" w:uiPriority="62" w:unhideWhenUsed="0"/>
+    <w:lsdException w:name="Medium Shading 1 Accent 2" w:semiHidden="0" w:uiPriority="63" w:unhideWhenUsed="0"/>
+    <w:lsdException w:name="Medium Shading 2 Accent 2" w:semiHidden="0" w:uiPriority="64" w:unhideWhenUsed="0"/>
+    <w:lsdException w:name="Medium List 1 Accent 2" w:semiHidden="0" w:uiPriority="65" w:unhideWhenUsed="0"/>
+    <w:lsdException w:name="Medium List 2 Accent 2" w:semiHidden="0" w:uiPriority="66" w:unhideWhenUsed="0"/>
+    <w:lsdException w:name="Medium Grid 1 Accent 2" w:semiHidden="0" w:uiPriority="67" w:unhideWhenUsed="0"/>
+    <w:lsdException w:name="Medium Grid 2 Accent 2" w:semiHidden="0" w:uiPriority="68" w:unhideWhenUsed="0"/>
+    <w:lsdException w:name="Medium Grid 3 Accent 2" w:semiHidden="0" w:uiPriority="69" w:unhideWhenUsed="0"/>
+    <w:lsdException w:name="Dark List Accent 2" w:semiHidden="0" w:uiPriority="70" w:unhideWhenUsed="0"/>
+    <w:lsdException w:name="Colorful Shading Accent 2" w:semiHidden="0" w:uiPriority="71" w:unhideWhenUsed="0"/>
+    <w:lsdException w:name="Colorful List Accent 2" w:semiHidden="0" w:uiPriority="72" w:unhideWhenUsed="0"/>
+    <w:lsdException w:name="Colorful Grid Accent 2" w:semiHidden="0" w:uiPriority="73" w:unhideWhenUsed="0"/>
+    <w:lsdException w:name="Light Shading Accent 3" w:semiHidden="0" w:uiPriority="60" w:unhideWhenUsed="0"/>
+    <w:lsdException w:name="Light List Accent 3" w:semiHidden="0" w:uiPriority="61" w:unhideWhenUsed="0"/>
+    <w:lsdException w:name="Light Grid Accent 3" w:semiHidden="0" w:uiPriority="62" w:unhideWhenUsed="0"/>
+    <w:lsdException w:name="Medium Shading 1 Accent 3" w:semiHidden="0" w:uiPriority="63" w:unhideWhenUsed="0"/>
+    <w:lsdException w:name="Medium Shading 2 Accent 3" w:semiHidden="0" w:uiPriority="64" w:unhideWhenUsed="0"/>
+    <w:lsdException w:name="Medium List 1 Accent 3" w:semiHidden="0" w:uiPriority="65" w:unhideWhenUsed="0"/>
+    <w:lsdException w:name="Medium List 2 Accent 3" w:semiHidden="0" w:uiPriority="66" w:unhideWhenUsed="0"/>
+    <w:lsdException w:name="Medium Grid 1 Accent 3" w:semiHidden="0" w:uiPriority="67" w:unhideWhenUsed="0"/>
+    <w:lsdException w:name="Medium Grid 2 Accent 3" w:semiHidden="0" w:uiPriority="68" w:unhideWhenUsed="0"/>
+    <w:lsdException w:name="Medium Grid 3 Accent 3" w:semiHidden="0" w:uiPriority="69" w:unhideWhenUsed="0"/>
+    <w:lsdException w:name="Dark List Accent 3" w:semiHidden="0" w:uiPriority="70" w:unhideWhenUsed="0"/>
+    <w:lsdException w:name="Colorful Shading Accent 3" w:semiHidden="0" w:uiPriority="71" w:unhideWhenUsed="0"/>
+    <w:lsdException w:name="Colorful List Accent 3" w:semiHidden="0" w:uiPriority="72" w:unhideWhenUsed="0"/>
+    <w:lsdException w:name="Colorful Grid Accent 3" w:semiHidden="0" w:uiPriority="73" w:unhideWhenUsed="0"/>
+    <w:lsdException w:name="Light Shading Accent 4" w:semiHidden="0" w:uiPriority="60" w:unhideWhenUsed="0"/>
+    <w:lsdException w:name="Light List Accent 4" w:semiHidden="0" w:uiPriority="61" w:unhideWhenUsed="0"/>
+    <w:lsdException w:name="Light Grid Accent 4" w:semiHidden="0" w:uiPriority="62" w:unhideWhenUsed="0"/>
+    <w:lsdException w:name="Medium Shading 1 Accent 4" w:semiHidden="0" w:uiPriority="63" w:unhideWhenUsed="0"/>
+    <w:lsdException w:name="Medium Shading 2 Accent 4" w:semiHidden="0" w:uiPriority="64" w:unhideWhenUsed="0"/>
+    <w:lsdException w:name="Medium List 1 Accent 4" w:semiHidden="0" w:uiPriority="65" w:unhideWhenUsed="0"/>
+    <w:lsdException w:name="Medium List 2 Accent 4" w:semiHidden="0" w:uiPriority="66" w:unhideWhenUsed="0"/>
+    <w:lsdException w:name="Medium Grid 1 Accent 4" w:semiHidden="0" w:uiPriority="67" w:unhideWhenUsed="0"/>
+    <w:lsdException w:name="Medium Grid 2 Accent 4" w:semiHidden="0" w:uiPriority="68" w:unhideWhenUsed="0"/>
+    <w:lsdException w:name="Medium Grid 3 Accent 4" w:semiHidden="0" w:uiPriority="69" w:unhideWhenUsed="0"/>
+    <w:lsdException w:name="Dark List Accent 4" w:semiHidden="0" w:uiPriority="70" w:unhideWhenUsed="0"/>
+    <w:lsdException w:name="Colorful Shading Accent 4" w:semiHidden="0" w:uiPriority="71" w:unhideWhenUsed="0"/>
+    <w:lsdException w:name="Colorful List Accent 4" w:semiHidden="0" w:uiPriority="72" w:unhideWhenUsed="0"/>
+    <w:lsdException w:name="Colorful Grid Accent 4" w:semiHidden="0" w:uiPriority="73" w:unhideWhenUsed="0"/>
+    <w:lsdException w:name="Light Shading Accent 5" w:semiHidden="0" w:uiPriority="60" w:unhideWhenUsed="0"/>
+    <w:lsdException w:name="Light List Accent 5" w:semiHidden="0" w:uiPriority="61" w:unhideWhenUsed="0"/>
+    <w:lsdException w:name="Light Grid Accent 5" w:semiHidden="0" w:uiPriority="62" w:unhideWhenUsed="0"/>
+    <w:lsdException w:name="Medium Shading 1 Accent 5" w:semiHidden="0" w:uiPriority="63" w:unhideWhenUsed="0"/>
+    <w:lsdException w:name="Medium Shading 2 Accent 5" w:semiHidden="0" w:uiPriority="64" w:unhideWhenUsed="0"/>
+    <w:lsdException w:name="Medium List 1 Accent 5" w:semiHidden="0" w:uiPriority="65" w:unhideWhenUsed="0"/>
+    <w:lsdException w:name="Medium List 2 Accent 5" w:semiHidden="0" w:uiPriority="66" w:unhideWhenUsed="0"/>
+    <w:lsdException w:name="Medium Grid 1 Accent 5" w:semiHidden="0" w:uiPriority="67" w:unhideWhenUsed="0"/>
+    <w:lsdException w:name="Medium Grid 2 Accent 5" w:semiHidden="0" w:uiPriority="68" w:unhideWhenUsed="0"/>
+    <w:lsdException w:name="Medium Grid 3 Accent 5" w:semiHidden="0" w:uiPriority="69" w:unhideWhenUsed="0"/>
+    <w:lsdException w:name="Dark List Accent 5" w:semiHidden="0" w:uiPriority="70" w:unhideWhenUsed="0"/>
+    <w:lsdException w:name="Colorful Shading Accent 5" w:semiHidden="0" w:uiPriority="71" w:unhideWhenUsed="0"/>
+    <w:lsdException w:name="Colorful List Accent 5" w:semiHidden="0" w:uiPriority="72" w:unhideWhenUsed="0"/>
+    <w:lsdException w:name="Colorful Grid Accent 5" w:semiHidden="0" w:uiPriority="73" w:unhideWhenUsed="0"/>
+    <w:lsdException w:name="Light Shading Accent 6" w:semiHidden="0" w:uiPriority="60" w:unhideWhenUsed="0"/>
+    <w:lsdException w:name="Light List Accent 6" w:semiHidden="0" w:uiPriority="61" w:unhideWhenUsed="0"/>
+    <w:lsdException w:name="Light Grid Accent 6" w:semiHidden="0" w:uiPriority="62" w:unhideWhenUsed="0"/>
+    <w:lsdException w:name="Medium Shading 1 Accent 6" w:semiHidden="0" w:uiPriority="63" w:unhideWhenUsed="0"/>
+    <w:lsdException w:name="Medium Shading 2 Accent 6" w:semiHidden="0" w:uiPriority="64" w:unhideWhenUsed="0"/>
+    <w:lsdException w:name="Medium List 1 Accent 6" w:semiHidden="0" w:uiPriority="65" w:unhideWhenUsed="0"/>
+    <w:lsdException w:name="Medium List 2 Accent 6" w:semiHidden="0" w:uiPriority="66" w:unhideWhenUsed="0"/>
+    <w:lsdException w:name="Medium Grid 1 Accent 6" w:semiHidden="0" w:uiPriority="67" w:unhideWhenUsed="0"/>
+    <w:lsdException w:name="Medium Grid 2 Accent 6" w:semiHidden="0" w:uiPriority="68" w:unhideWhenUsed="0"/>
+    <w:lsdException w:name="Medium Grid 3 Accent 6" w:semiHidden="0" w:uiPriority="69" w:unhideWhenUsed="0"/>
+    <w:lsdException w:name="Dark List Accent 6" w:semiHidden="0" w:uiPriority="70" w:unhideWhenUsed="0"/>
+    <w:lsdException w:name="Colorful Shading Accent 6" w:semiHidden="0" w:uiPriority="71" w:unhideWhenUsed="0"/>
+    <w:lsdException w:name="Colorful List Accent 6" w:semiHidden="0" w:uiPriority="72" w:unhideWhenUsed="0"/>
+    <w:lsdException w:name="Colorful Grid Accent 6" w:semiHidden="0" w:uiPriority="73" w:unhideWhenUsed="0"/>
+    <w:lsdException w:name="Subtle Emphasis" w:semiHidden="0" w:uiPriority="19" w:unhideWhenUsed="0" w:qFormat="1"/>
+    <w:lsdException w:name="Intense Emphasis" w:semiHidden="0" w:uiPriority="21" w:unhideWhenUsed="0" w:qFormat="1"/>
+    <w:lsdException w:name="Subtle Reference" w:semiHidden="0" w:uiPriority="31" w:unhideWhenUsed="0" w:qFormat="1"/>
+    <w:lsdException w:name="Intense Reference" w:semiHidden="0" w:uiPriority="32" w:unhideWhenUsed="0" w:qFormat="1"/>
+    <w:lsdException w:name="Book Title" w:semiHidden="0" w:uiPriority="33" w:unhideWhenUsed="0" w:qFormat="1"/>
+    <w:lsdException w:name="Bibliography" w:uiPriority="37"/>
+    <w:lsdException w:name="TOC Heading" w:uiPriority="39" w:qFormat="1"/>
+  </w:latentStyles>
+  <w:style w:type="paragraph" w:default="1" w:styleId="Normal">
+    <w:name w:val="Normal"/>
+    <w:qFormat/>
+    <w:rsid w:val="004B77B5"/>
+  </w:style>
+  <w:style w:type="character" w:default="1" w:styleId="DefaultParagraphFont">
+    <w:name w:val="Default Paragraph Font"/>
+    <w:uiPriority w:val="1"/>
+    <w:semiHidden/>
+    <w:unhideWhenUsed/>
+  </w:style>
+</w:styles>
 </file>